--- a/hw4/Homework 4.docx
+++ b/hw4/Homework 4.docx
@@ -470,18 +470,12 @@
         <w:rPr>
           <w:rFonts w:eastAsiaTheme="minorEastAsia"/>
         </w:rPr>
-        <w:instrText xml:space="preserve"> REF _Ref227836387 \h </w:instrText>
-      </w:r>
-      <w:r>
-        <w:rPr>
-          <w:rFonts w:eastAsiaTheme="minorEastAsia"/>
-        </w:rPr>
-      </w:r>
-      <w:r>
-        <w:rPr>
-          <w:rFonts w:eastAsiaTheme="minorEastAsia"/>
-        </w:rPr>
-        <w:instrText xml:space="preserve"> \* MERGEFORMAT </w:instrText>
+        <w:instrText xml:space="preserve"> REF _Ref227836387 \h  \* MERGEFORMAT </w:instrText>
+      </w:r>
+      <w:r>
+        <w:rPr>
+          <w:rFonts w:eastAsiaTheme="minorEastAsia"/>
+        </w:rPr>
       </w:r>
       <w:r>
         <w:rPr>
@@ -637,20 +631,13 @@
           <w:rFonts w:eastAsiaTheme="minorEastAsia"/>
           <w:iCs/>
         </w:rPr>
-        <w:instrText xml:space="preserve"> REF _Ref227836387 \h </w:instrText>
+        <w:instrText xml:space="preserve"> REF _Ref227836387 \h  \* MERGEFORMAT </w:instrText>
       </w:r>
       <w:r>
         <w:rPr>
           <w:rFonts w:eastAsiaTheme="minorEastAsia"/>
           <w:iCs/>
         </w:rPr>
-      </w:r>
-      <w:r>
-        <w:rPr>
-          <w:rFonts w:eastAsiaTheme="minorEastAsia"/>
-          <w:iCs/>
-        </w:rPr>
-        <w:instrText xml:space="preserve"> \* MERGEFORMAT </w:instrText>
       </w:r>
       <w:r>
         <w:rPr>
@@ -751,6 +738,33 @@
       </w:r>
       <w:r>
         <w:t>Loaded Graphs and Their Eigenvalues</w:t>
+      </w:r>
+    </w:p>
+    <w:p>
+      <w:pPr>
+        <w:ind w:firstLine="720"/>
+        <w:jc w:val="both"/>
+      </w:pPr>
+      <w:r>
+        <w:t xml:space="preserve">The </w:t>
+      </w:r>
+      <w:r>
+        <w:t>Erdős-Rényi</w:t>
+      </w:r>
+      <w:r>
+        <w:t xml:space="preserve"> graph has frequencies that increase steadily. The Ring graph has frequencies which follow that of a circulant graph. The graph created by the Cora dataset has many very low frequencies. From the plots, the Cora graph has several connected components, meaning several of the Laplacian eigenvalues will be 0. The several other low frequencies indicate the </w:t>
+      </w:r>
+      <w:r>
+        <w:t>graph</w:t>
+      </w:r>
+      <w:r>
+        <w:t xml:space="preserve"> </w:t>
+      </w:r>
+      <w:r>
+        <w:t>or its components have low connectivity</w:t>
+      </w:r>
+      <w:r>
+        <w:t>. This makes sense from how many nodes and components the graph and dataset contain.</w:t>
       </w:r>
     </w:p>
     <w:p>
@@ -999,11 +1013,14 @@
         <w:pStyle w:val="Heading3"/>
       </w:pPr>
       <w:r>
-        <w:t>Erdos</w:t>
-      </w:r>
-    </w:p>
-    <w:p>
-      <w:r>
+        <w:t>Erdős-Rényi</w:t>
+      </w:r>
+    </w:p>
+    <w:p>
+      <w:r>
+        <w:rPr>
+          <w:noProof/>
+        </w:rPr>
         <w:drawing>
           <wp:inline distT="0" distB="0" distL="0" distR="0" wp14:anchorId="0E564873" wp14:editId="6937767E">
             <wp:extent cx="5943600" cy="1982470"/>
@@ -1051,6 +1068,162 @@
     </w:p>
     <w:p>
       <w:r>
+        <w:t xml:space="preserve">Something about how </w:t>
+      </w:r>
+      <m:oMath>
+        <m:sSub>
+          <m:sSubPr>
+            <m:ctrlPr>
+              <w:rPr>
+                <w:rFonts w:ascii="Cambria Math" w:hAnsi="Cambria Math"/>
+                <w:i/>
+              </w:rPr>
+            </m:ctrlPr>
+          </m:sSubPr>
+          <m:e>
+            <m:r>
+              <w:rPr>
+                <w:rFonts w:ascii="Cambria Math" w:hAnsi="Cambria Math"/>
+              </w:rPr>
+              <m:t>u</m:t>
+            </m:r>
+          </m:e>
+          <m:sub>
+            <m:r>
+              <w:rPr>
+                <w:rFonts w:ascii="Cambria Math" w:hAnsi="Cambria Math"/>
+              </w:rPr>
+              <m:t>2</m:t>
+            </m:r>
+          </m:sub>
+        </m:sSub>
+      </m:oMath>
+      <w:r>
+        <w:rPr>
+          <w:rFonts w:eastAsiaTheme="minorEastAsia"/>
+        </w:rPr>
+        <w:t xml:space="preserve"> and </w:t>
+      </w:r>
+      <m:oMath>
+        <m:sSub>
+          <m:sSubPr>
+            <m:ctrlPr>
+              <w:rPr>
+                <w:rFonts w:ascii="Cambria Math" w:eastAsiaTheme="minorEastAsia" w:hAnsi="Cambria Math"/>
+                <w:i/>
+              </w:rPr>
+            </m:ctrlPr>
+          </m:sSubPr>
+          <m:e>
+            <m:r>
+              <w:rPr>
+                <w:rFonts w:ascii="Cambria Math" w:eastAsiaTheme="minorEastAsia" w:hAnsi="Cambria Math"/>
+              </w:rPr>
+              <m:t>u</m:t>
+            </m:r>
+          </m:e>
+          <m:sub>
+            <m:r>
+              <w:rPr>
+                <w:rFonts w:ascii="Cambria Math" w:eastAsiaTheme="minorEastAsia" w:hAnsi="Cambria Math"/>
+              </w:rPr>
+              <m:t>3</m:t>
+            </m:r>
+          </m:sub>
+        </m:sSub>
+      </m:oMath>
+      <w:r>
+        <w:rPr>
+          <w:rFonts w:eastAsiaTheme="minorEastAsia"/>
+        </w:rPr>
+        <w:t xml:space="preserve"> have the same eigenvalue, and their eigenvectors are just orthogonal rotations. </w:t>
+      </w:r>
+      <m:oMath>
+        <m:sSub>
+          <m:sSubPr>
+            <m:ctrlPr>
+              <w:rPr>
+                <w:rFonts w:ascii="Cambria Math" w:eastAsiaTheme="minorEastAsia" w:hAnsi="Cambria Math"/>
+                <w:i/>
+              </w:rPr>
+            </m:ctrlPr>
+          </m:sSubPr>
+          <m:e>
+            <m:r>
+              <w:rPr>
+                <w:rFonts w:ascii="Cambria Math" w:eastAsiaTheme="minorEastAsia" w:hAnsi="Cambria Math"/>
+              </w:rPr>
+              <m:t>λ</m:t>
+            </m:r>
+          </m:e>
+          <m:sub>
+            <m:r>
+              <w:rPr>
+                <w:rFonts w:ascii="Cambria Math" w:eastAsiaTheme="minorEastAsia" w:hAnsi="Cambria Math"/>
+              </w:rPr>
+              <m:t>6</m:t>
+            </m:r>
+          </m:sub>
+        </m:sSub>
+      </m:oMath>
+      <w:r>
+        <w:rPr>
+          <w:rFonts w:eastAsiaTheme="minorEastAsia"/>
+        </w:rPr>
+        <w:t xml:space="preserve"> </w:t>
+      </w:r>
+      <w:r>
+        <w:rPr>
+          <w:rFonts w:eastAsiaTheme="minorEastAsia"/>
+        </w:rPr>
+        <w:t xml:space="preserve">and </w:t>
+      </w:r>
+      <m:oMath>
+        <m:sSub>
+          <m:sSubPr>
+            <m:ctrlPr>
+              <w:rPr>
+                <w:rFonts w:ascii="Cambria Math" w:eastAsiaTheme="minorEastAsia" w:hAnsi="Cambria Math"/>
+                <w:i/>
+              </w:rPr>
+            </m:ctrlPr>
+          </m:sSubPr>
+          <m:e>
+            <m:r>
+              <w:rPr>
+                <w:rFonts w:ascii="Cambria Math" w:eastAsiaTheme="minorEastAsia" w:hAnsi="Cambria Math"/>
+              </w:rPr>
+              <m:t>u</m:t>
+            </m:r>
+          </m:e>
+          <m:sub>
+            <m:r>
+              <w:rPr>
+                <w:rFonts w:ascii="Cambria Math" w:eastAsiaTheme="minorEastAsia" w:hAnsi="Cambria Math"/>
+              </w:rPr>
+              <m:t>6</m:t>
+            </m:r>
+          </m:sub>
+        </m:sSub>
+      </m:oMath>
+      <w:r>
+        <w:rPr>
+          <w:rFonts w:eastAsiaTheme="minorEastAsia"/>
+        </w:rPr>
+        <w:t xml:space="preserve"> </w:t>
+      </w:r>
+      <w:r>
+        <w:rPr>
+          <w:rFonts w:eastAsiaTheme="minorEastAsia"/>
+        </w:rPr>
+        <w:t xml:space="preserve">seem to be a harmonic of a lower eigenvalue. </w:t>
+      </w:r>
+    </w:p>
+    <w:p>
+      <w:r>
+        <w:rPr>
+          <w:noProof/>
+        </w:rPr>
         <w:drawing>
           <wp:inline distT="0" distB="0" distL="0" distR="0" wp14:anchorId="297074E3" wp14:editId="5DA5A595">
             <wp:extent cx="5943600" cy="1981200"/>
@@ -1097,7 +1270,126 @@
       </w:r>
     </w:p>
     <w:p>
-      <w:r>
+      <w:pPr>
+        <w:rPr>
+          <w:rFonts w:eastAsiaTheme="minorEastAsia"/>
+        </w:rPr>
+      </w:pPr>
+      <w:r>
+        <w:tab/>
+        <w:t xml:space="preserve">The Cora graph contains several connected components, so </w:t>
+      </w:r>
+      <m:oMath>
+        <m:sSub>
+          <m:sSubPr>
+            <m:ctrlPr>
+              <w:rPr>
+                <w:rFonts w:ascii="Cambria Math" w:hAnsi="Cambria Math"/>
+                <w:i/>
+              </w:rPr>
+            </m:ctrlPr>
+          </m:sSubPr>
+          <m:e>
+            <m:r>
+              <w:rPr>
+                <w:rFonts w:ascii="Cambria Math" w:hAnsi="Cambria Math"/>
+              </w:rPr>
+              <m:t>λ</m:t>
+            </m:r>
+          </m:e>
+          <m:sub>
+            <m:r>
+              <w:rPr>
+                <w:rFonts w:ascii="Cambria Math" w:hAnsi="Cambria Math"/>
+              </w:rPr>
+              <m:t>2</m:t>
+            </m:r>
+          </m:sub>
+        </m:sSub>
+        <m:r>
+          <w:rPr>
+            <w:rFonts w:ascii="Cambria Math" w:hAnsi="Cambria Math"/>
+          </w:rPr>
+          <m:t>=</m:t>
+        </m:r>
+        <m:sSub>
+          <m:sSubPr>
+            <m:ctrlPr>
+              <w:rPr>
+                <w:rFonts w:ascii="Cambria Math" w:hAnsi="Cambria Math"/>
+                <w:i/>
+              </w:rPr>
+            </m:ctrlPr>
+          </m:sSubPr>
+          <m:e>
+            <m:r>
+              <w:rPr>
+                <w:rFonts w:ascii="Cambria Math" w:hAnsi="Cambria Math"/>
+              </w:rPr>
+              <m:t>λ</m:t>
+            </m:r>
+          </m:e>
+          <m:sub>
+            <m:r>
+              <w:rPr>
+                <w:rFonts w:ascii="Cambria Math" w:hAnsi="Cambria Math"/>
+              </w:rPr>
+              <m:t>3</m:t>
+            </m:r>
+          </m:sub>
+        </m:sSub>
+        <m:r>
+          <w:rPr>
+            <w:rFonts w:ascii="Cambria Math" w:hAnsi="Cambria Math"/>
+          </w:rPr>
+          <m:t>=</m:t>
+        </m:r>
+        <m:sSub>
+          <m:sSubPr>
+            <m:ctrlPr>
+              <w:rPr>
+                <w:rFonts w:ascii="Cambria Math" w:hAnsi="Cambria Math"/>
+                <w:i/>
+              </w:rPr>
+            </m:ctrlPr>
+          </m:sSubPr>
+          <m:e>
+            <m:r>
+              <w:rPr>
+                <w:rFonts w:ascii="Cambria Math" w:hAnsi="Cambria Math"/>
+              </w:rPr>
+              <m:t>λ</m:t>
+            </m:r>
+          </m:e>
+          <m:sub>
+            <m:r>
+              <w:rPr>
+                <w:rFonts w:ascii="Cambria Math" w:hAnsi="Cambria Math"/>
+              </w:rPr>
+              <m:t>6</m:t>
+            </m:r>
+          </m:sub>
+        </m:sSub>
+        <m:r>
+          <w:rPr>
+            <w:rFonts w:ascii="Cambria Math" w:eastAsiaTheme="minorEastAsia" w:hAnsi="Cambria Math"/>
+          </w:rPr>
+          <m:t>=0</m:t>
+        </m:r>
+      </m:oMath>
+      <w:r>
+        <w:rPr>
+          <w:rFonts w:eastAsiaTheme="minorEastAsia"/>
+        </w:rPr>
+        <w:t xml:space="preserve">. That being said, each of the eigenvectors correspond to a different connected component set of components.  </w:t>
+      </w:r>
+    </w:p>
+    <w:p>
+      <w:r>
+        <w:rPr>
+          <w:noProof/>
+        </w:rPr>
+        <w:lastRenderedPageBreak/>
         <w:drawing>
           <wp:inline distT="0" distB="0" distL="0" distR="0" wp14:anchorId="587A2370" wp14:editId="244A0BEB">
             <wp:extent cx="5943600" cy="1982470"/>
@@ -1140,23 +1432,61 @@
         <w:pStyle w:val="Heading2"/>
       </w:pPr>
       <w:r>
+        <w:t>Embedding and Labelling</w:t>
+      </w:r>
+    </w:p>
+    <w:p>
+      <w:pPr>
+        <w:ind w:firstLine="720"/>
+        <w:jc w:val="both"/>
+      </w:pPr>
+      <w:r>
+        <w:t xml:space="preserve">After performing the t-SNE and applying K-means clustering for labeling, the resulting labels achieved an ARI of </w:t>
+      </w:r>
+      <w:r>
+        <w:t>0.109</w:t>
+      </w:r>
+      <w:r>
+        <w:t xml:space="preserve"> and a Silhouette score of </w:t>
+      </w:r>
+      <w:r>
+        <w:t>0.378</w:t>
+      </w:r>
+      <w:r>
+        <w:t xml:space="preserve">. </w:t>
+      </w:r>
+    </w:p>
+    <w:p>
+      <w:pPr>
+        <w:pStyle w:val="Heading2"/>
+      </w:pPr>
+      <w:r>
         <w:t>Ring Denoising</w:t>
+      </w:r>
+    </w:p>
+    <w:p>
+      <w:pPr>
+        <w:ind w:firstLine="720"/>
+        <w:jc w:val="both"/>
+      </w:pPr>
+      <w:r>
+        <w:t xml:space="preserve">The noisy signal in the Ring graph and its spectral content are shown below. </w:t>
+      </w:r>
+      <w:r>
+        <w:t>Low frequency content is prominent</w:t>
+      </w:r>
+      <w:r>
+        <w:t xml:space="preserve"> due to the construction of the original signal. Higher frequency content is present due to the introduction of random noise. </w:t>
       </w:r>
     </w:p>
     <w:p>
       <w:pPr>
         <w:jc w:val="center"/>
       </w:pPr>
-    </w:p>
-    <w:p>
-      <w:pPr>
-        <w:jc w:val="center"/>
-      </w:pPr>
       <w:r>
         <w:rPr>
           <w:noProof/>
         </w:rPr>
-        <w:lastRenderedPageBreak/>
         <mc:AlternateContent>
           <mc:Choice Requires="wpg">
             <w:drawing>
@@ -1262,6 +1592,7 @@
         <w:pStyle w:val="Heading2"/>
       </w:pPr>
       <w:r>
+        <w:lastRenderedPageBreak/>
         <w:t>Denoised Signal</w:t>
       </w:r>
     </w:p>
@@ -1270,6 +1601,9 @@
         <w:jc w:val="center"/>
       </w:pPr>
       <w:r>
+        <w:rPr>
+          <w:noProof/>
+        </w:rPr>
         <w:drawing>
           <wp:inline distT="0" distB="0" distL="0" distR="0" wp14:anchorId="76C456CB" wp14:editId="4327402C">
             <wp:extent cx="4140200" cy="4140200"/>
@@ -1312,7 +1646,6 @@
         <w:pStyle w:val="Heading1"/>
       </w:pPr>
       <w:r>
-        <w:lastRenderedPageBreak/>
         <w:t>Question 3.</w:t>
       </w:r>
     </w:p>
@@ -1326,9 +1659,25 @@
     </w:p>
     <w:p>
       <w:pPr>
+        <w:ind w:firstLine="720"/>
+        <w:jc w:val="both"/>
+      </w:pPr>
+      <w:r>
+        <w:t xml:space="preserve">The plot below shows the training loss across 200 training epochs. The training loss shows a steep decline towards zero, followed by a plateau at lower magnitudes. </w:t>
+      </w:r>
+      <w:r>
+        <w:t xml:space="preserve">It seems that most improvements are made in early epochs. At later epochs, the model is making incremental improvements. </w:t>
+      </w:r>
+    </w:p>
+    <w:p>
+      <w:pPr>
         <w:jc w:val="center"/>
       </w:pPr>
       <w:r>
+        <w:rPr>
+          <w:noProof/>
+        </w:rPr>
+        <w:lastRenderedPageBreak/>
         <w:drawing>
           <wp:inline distT="0" distB="0" distL="0" distR="0" wp14:anchorId="2C87CC5B" wp14:editId="70B798BF">
             <wp:extent cx="5486400" cy="4333875"/>
@@ -1376,9 +1725,42 @@
     </w:p>
     <w:p>
       <w:pPr>
+        <w:ind w:firstLine="720"/>
+        <w:jc w:val="both"/>
+      </w:pPr>
+      <w:r>
+        <w:t>The plot below shows the node labels according to the Cora dataset, the labels as predicted by the GCN, and the disagreement between the two</w:t>
+      </w:r>
+      <w:r>
+        <w:t xml:space="preserve"> values. The </w:t>
+      </w:r>
+      <w:r>
+        <w:t>smaller</w:t>
+      </w:r>
+      <w:r>
+        <w:t xml:space="preserve"> blue nodes are nodes for which labels that disagree. </w:t>
+      </w:r>
+      <w:r>
+        <w:t>Larger</w:t>
+      </w:r>
+      <w:r>
+        <w:t xml:space="preserve"> red nodes are nodes for which the labels disagree.  </w:t>
+      </w:r>
+      <w:r>
+        <w:t xml:space="preserve">The GCN is able to correctly predict the labels </w:t>
+      </w:r>
+      <w:r>
+        <w:t xml:space="preserve">for a vast majority of the nodes. </w:t>
+      </w:r>
+    </w:p>
+    <w:p>
+      <w:pPr>
         <w:jc w:val="center"/>
       </w:pPr>
       <w:r>
+        <w:rPr>
+          <w:noProof/>
+        </w:rPr>
         <w:drawing>
           <wp:inline distT="0" distB="0" distL="0" distR="0" wp14:anchorId="037B3A26" wp14:editId="33DFE4CF">
             <wp:extent cx="5943600" cy="1948180"/>
@@ -1417,12 +1799,7 @@
       </w:r>
     </w:p>
     <w:sectPr>
-      <w:headerReference w:type="even" r:id="rId21"/>
-      <w:headerReference w:type="default" r:id="rId22"/>
-      <w:footerReference w:type="even" r:id="rId23"/>
-      <w:footerReference w:type="default" r:id="rId24"/>
-      <w:headerReference w:type="first" r:id="rId25"/>
-      <w:footerReference w:type="first" r:id="rId26"/>
+      <w:footerReference w:type="default" r:id="rId21"/>
       <w:pgSz w:w="12240" w:h="15840"/>
       <w:pgMar w:top="1440" w:right="1440" w:bottom="1440" w:left="1440" w:header="720" w:footer="720" w:gutter="0"/>
       <w:cols w:space="720"/>
@@ -1458,16 +1835,6 @@
 </file>
 
 <file path=word/footer1.xml><?xml version="1.0" encoding="utf-8"?>
-<w:ftr xmlns:wpc="http://schemas.microsoft.com/office/word/2010/wordprocessingCanvas" xmlns:cx="http://schemas.microsoft.com/office/drawing/2014/chartex" xmlns:cx1="http://schemas.microsoft.com/office/drawing/2015/9/8/chartex" xmlns:cx2="http://schemas.microsoft.com/office/drawing/2015/10/21/chartex" xmlns:cx3="http://schemas.microsoft.com/office/drawing/2016/5/9/chartex" xmlns:cx4="http://schemas.microsoft.com/office/drawing/2016/5/10/chartex" xmlns:cx5="http://schemas.microsoft.com/office/drawing/2016/5/11/chartex" xmlns:cx6="http://schemas.microsoft.com/office/drawing/2016/5/12/chartex" xmlns:cx7="http://schemas.microsoft.com/office/drawing/2016/5/13/chartex" xmlns:cx8="http://schemas.microsoft.com/office/drawing/2016/5/14/chartex" xmlns:mc="http://schemas.openxmlformats.org/markup-compatibility/2006" xmlns:aink="http://schemas.microsoft.com/office/drawing/2016/ink" xmlns:am3d="http://schemas.microsoft.com/office/drawing/2017/model3d" xmlns:o="urn:schemas-microsoft-com:office:office" xmlns:oel="http://schemas.microsoft.com/office/2019/extlst" xmlns:r="http://schemas.openxmlformats.org/officeDocument/2006/relationships" xmlns:m="http://schemas.openxmlformats.org/officeDocument/2006/math" xmlns:v="urn:schemas-microsoft-com:vml" xmlns:wp14="http://schemas.microsoft.com/office/word/2010/wordprocessingDrawing" xmlns:wp="http://schemas.openxmlformats.org/drawingml/2006/wordprocessingDrawing" xmlns:w10="urn:schemas-microsoft-com:office:word" xmlns:w="http://schemas.openxmlformats.org/wordprocessingml/2006/main" xmlns:w14="http://schemas.microsoft.com/office/word/2010/wordml" xmlns:w15="http://schemas.microsoft.com/office/word/2012/wordml" xmlns:w16cex="http://schemas.microsoft.com/office/word/2018/wordml/cex" xmlns:w16cid="http://schemas.microsoft.com/office/word/2016/wordml/cid" xmlns:w16="http://schemas.microsoft.com/office/word/2018/wordml" xmlns:w16du="http://schemas.microsoft.com/office/word/2023/wordml/word16du" xmlns:w16sdtdh="http://schemas.microsoft.com/office/word/2020/wordml/sdtdatahash" xmlns:w16sdtfl="http://schemas.microsoft.com/office/word/2024/wordml/sdtformatlock" xmlns:w16se="http://schemas.microsoft.com/office/word/2015/wordml/symex" xmlns:wpg="http://schemas.microsoft.com/office/word/2010/wordprocessingGroup" xmlns:wpi="http://schemas.microsoft.com/office/word/2010/wordprocessingInk" xmlns:wne="http://schemas.microsoft.com/office/word/2006/wordml" xmlns:wps="http://schemas.microsoft.com/office/word/2010/wordprocessingShape" mc:Ignorable="w14 w15 w16se w16cid w16 w16cex w16sdtdh w16sdtfl w16du wp14">
-  <w:p>
-    <w:pPr>
-      <w:pStyle w:val="Footer"/>
-    </w:pPr>
-  </w:p>
-</w:ftr>
-</file>
-
-<file path=word/footer2.xml><?xml version="1.0" encoding="utf-8"?>
 <w:ftr xmlns:wpc="http://schemas.microsoft.com/office/word/2010/wordprocessingCanvas" xmlns:cx="http://schemas.microsoft.com/office/drawing/2014/chartex" xmlns:cx1="http://schemas.microsoft.com/office/drawing/2015/9/8/chartex" xmlns:cx2="http://schemas.microsoft.com/office/drawing/2015/10/21/chartex" xmlns:cx3="http://schemas.microsoft.com/office/drawing/2016/5/9/chartex" xmlns:cx4="http://schemas.microsoft.com/office/drawing/2016/5/10/chartex" xmlns:cx5="http://schemas.microsoft.com/office/drawing/2016/5/11/chartex" xmlns:cx6="http://schemas.microsoft.com/office/drawing/2016/5/12/chartex" xmlns:cx7="http://schemas.microsoft.com/office/drawing/2016/5/13/chartex" xmlns:cx8="http://schemas.microsoft.com/office/drawing/2016/5/14/chartex" xmlns:mc="http://schemas.openxmlformats.org/markup-compatibility/2006" xmlns:aink="http://schemas.microsoft.com/office/drawing/2016/ink" xmlns:am3d="http://schemas.microsoft.com/office/drawing/2017/model3d" xmlns:o="urn:schemas-microsoft-com:office:office" xmlns:oel="http://schemas.microsoft.com/office/2019/extlst" xmlns:r="http://schemas.openxmlformats.org/officeDocument/2006/relationships" xmlns:m="http://schemas.openxmlformats.org/officeDocument/2006/math" xmlns:v="urn:schemas-microsoft-com:vml" xmlns:wp14="http://schemas.microsoft.com/office/word/2010/wordprocessingDrawing" xmlns:wp="http://schemas.openxmlformats.org/drawingml/2006/wordprocessingDrawing" xmlns:w10="urn:schemas-microsoft-com:office:word" xmlns:w="http://schemas.openxmlformats.org/wordprocessingml/2006/main" xmlns:w14="http://schemas.microsoft.com/office/word/2010/wordml" xmlns:w15="http://schemas.microsoft.com/office/word/2012/wordml" xmlns:w16cex="http://schemas.microsoft.com/office/word/2018/wordml/cex" xmlns:w16cid="http://schemas.microsoft.com/office/word/2016/wordml/cid" xmlns:w16="http://schemas.microsoft.com/office/word/2018/wordml" xmlns:w16du="http://schemas.microsoft.com/office/word/2023/wordml/word16du" xmlns:w16sdtdh="http://schemas.microsoft.com/office/word/2020/wordml/sdtdatahash" xmlns:w16sdtfl="http://schemas.microsoft.com/office/word/2024/wordml/sdtformatlock" xmlns:w16se="http://schemas.microsoft.com/office/word/2015/wordml/symex" xmlns:wpg="http://schemas.microsoft.com/office/word/2010/wordprocessingGroup" xmlns:wpi="http://schemas.microsoft.com/office/word/2010/wordprocessingInk" xmlns:wne="http://schemas.microsoft.com/office/word/2006/wordml" xmlns:wps="http://schemas.microsoft.com/office/word/2010/wordprocessingShape" mc:Ignorable="w14 w15 w16se w16cid w16 w16cex w16sdtdh w16sdtfl w16du wp14">
   <w:sdt>
     <w:sdtPr>
@@ -1520,16 +1887,6 @@
 </w:ftr>
 </file>
 
-<file path=word/footer3.xml><?xml version="1.0" encoding="utf-8"?>
-<w:ftr xmlns:wpc="http://schemas.microsoft.com/office/word/2010/wordprocessingCanvas" xmlns:cx="http://schemas.microsoft.com/office/drawing/2014/chartex" xmlns:cx1="http://schemas.microsoft.com/office/drawing/2015/9/8/chartex" xmlns:cx2="http://schemas.microsoft.com/office/drawing/2015/10/21/chartex" xmlns:cx3="http://schemas.microsoft.com/office/drawing/2016/5/9/chartex" xmlns:cx4="http://schemas.microsoft.com/office/drawing/2016/5/10/chartex" xmlns:cx5="http://schemas.microsoft.com/office/drawing/2016/5/11/chartex" xmlns:cx6="http://schemas.microsoft.com/office/drawing/2016/5/12/chartex" xmlns:cx7="http://schemas.microsoft.com/office/drawing/2016/5/13/chartex" xmlns:cx8="http://schemas.microsoft.com/office/drawing/2016/5/14/chartex" xmlns:mc="http://schemas.openxmlformats.org/markup-compatibility/2006" xmlns:aink="http://schemas.microsoft.com/office/drawing/2016/ink" xmlns:am3d="http://schemas.microsoft.com/office/drawing/2017/model3d" xmlns:o="urn:schemas-microsoft-com:office:office" xmlns:oel="http://schemas.microsoft.com/office/2019/extlst" xmlns:r="http://schemas.openxmlformats.org/officeDocument/2006/relationships" xmlns:m="http://schemas.openxmlformats.org/officeDocument/2006/math" xmlns:v="urn:schemas-microsoft-com:vml" xmlns:wp14="http://schemas.microsoft.com/office/word/2010/wordprocessingDrawing" xmlns:wp="http://schemas.openxmlformats.org/drawingml/2006/wordprocessingDrawing" xmlns:w10="urn:schemas-microsoft-com:office:word" xmlns:w="http://schemas.openxmlformats.org/wordprocessingml/2006/main" xmlns:w14="http://schemas.microsoft.com/office/word/2010/wordml" xmlns:w15="http://schemas.microsoft.com/office/word/2012/wordml" xmlns:w16cex="http://schemas.microsoft.com/office/word/2018/wordml/cex" xmlns:w16cid="http://schemas.microsoft.com/office/word/2016/wordml/cid" xmlns:w16="http://schemas.microsoft.com/office/word/2018/wordml" xmlns:w16du="http://schemas.microsoft.com/office/word/2023/wordml/word16du" xmlns:w16sdtdh="http://schemas.microsoft.com/office/word/2020/wordml/sdtdatahash" xmlns:w16sdtfl="http://schemas.microsoft.com/office/word/2024/wordml/sdtformatlock" xmlns:w16se="http://schemas.microsoft.com/office/word/2015/wordml/symex" xmlns:wpg="http://schemas.microsoft.com/office/word/2010/wordprocessingGroup" xmlns:wpi="http://schemas.microsoft.com/office/word/2010/wordprocessingInk" xmlns:wne="http://schemas.microsoft.com/office/word/2006/wordml" xmlns:wps="http://schemas.microsoft.com/office/word/2010/wordprocessingShape" mc:Ignorable="w14 w15 w16se w16cid w16 w16cex w16sdtdh w16sdtfl w16du wp14">
-  <w:p>
-    <w:pPr>
-      <w:pStyle w:val="Footer"/>
-    </w:pPr>
-  </w:p>
-</w:ftr>
-</file>
-
 <file path=word/footnotes.xml><?xml version="1.0" encoding="utf-8"?>
 <w:footnotes xmlns:wpc="http://schemas.microsoft.com/office/word/2010/wordprocessingCanvas" xmlns:cx="http://schemas.microsoft.com/office/drawing/2014/chartex" xmlns:cx1="http://schemas.microsoft.com/office/drawing/2015/9/8/chartex" xmlns:cx2="http://schemas.microsoft.com/office/drawing/2015/10/21/chartex" xmlns:cx3="http://schemas.microsoft.com/office/drawing/2016/5/9/chartex" xmlns:cx4="http://schemas.microsoft.com/office/drawing/2016/5/10/chartex" xmlns:cx5="http://schemas.microsoft.com/office/drawing/2016/5/11/chartex" xmlns:cx6="http://schemas.microsoft.com/office/drawing/2016/5/12/chartex" xmlns:cx7="http://schemas.microsoft.com/office/drawing/2016/5/13/chartex" xmlns:cx8="http://schemas.microsoft.com/office/drawing/2016/5/14/chartex" xmlns:mc="http://schemas.openxmlformats.org/markup-compatibility/2006" xmlns:aink="http://schemas.microsoft.com/office/drawing/2016/ink" xmlns:am3d="http://schemas.microsoft.com/office/drawing/2017/model3d" xmlns:o="urn:schemas-microsoft-com:office:office" xmlns:oel="http://schemas.microsoft.com/office/2019/extlst" xmlns:r="http://schemas.openxmlformats.org/officeDocument/2006/relationships" xmlns:m="http://schemas.openxmlformats.org/officeDocument/2006/math" xmlns:v="urn:schemas-microsoft-com:vml" xmlns:wp14="http://schemas.microsoft.com/office/word/2010/wordprocessingDrawing" xmlns:wp="http://schemas.openxmlformats.org/drawingml/2006/wordprocessingDrawing" xmlns:w10="urn:schemas-microsoft-com:office:word" xmlns:w="http://schemas.openxmlformats.org/wordprocessingml/2006/main" xmlns:w14="http://schemas.microsoft.com/office/word/2010/wordml" xmlns:w15="http://schemas.microsoft.com/office/word/2012/wordml" xmlns:w16cex="http://schemas.microsoft.com/office/word/2018/wordml/cex" xmlns:w16cid="http://schemas.microsoft.com/office/word/2016/wordml/cid" xmlns:w16="http://schemas.microsoft.com/office/word/2018/wordml" xmlns:w16du="http://schemas.microsoft.com/office/word/2023/wordml/word16du" xmlns:w16sdtdh="http://schemas.microsoft.com/office/word/2020/wordml/sdtdatahash" xmlns:w16sdtfl="http://schemas.microsoft.com/office/word/2024/wordml/sdtformatlock" xmlns:w16se="http://schemas.microsoft.com/office/word/2015/wordml/symex" xmlns:wpg="http://schemas.microsoft.com/office/word/2010/wordprocessingGroup" xmlns:wpi="http://schemas.microsoft.com/office/word/2010/wordprocessingInk" xmlns:wne="http://schemas.microsoft.com/office/word/2006/wordml" xmlns:wps="http://schemas.microsoft.com/office/word/2010/wordprocessingShape" mc:Ignorable="w14 w15 w16se w16cid w16 w16cex w16sdtdh w16sdtfl w16du wp14">
   <w:footnote w:type="separator" w:id="-1">
@@ -1553,36 +1910,6 @@
     </w:p>
   </w:footnote>
 </w:footnotes>
-</file>
-
-<file path=word/header1.xml><?xml version="1.0" encoding="utf-8"?>
-<w:hdr xmlns:wpc="http://schemas.microsoft.com/office/word/2010/wordprocessingCanvas" xmlns:cx="http://schemas.microsoft.com/office/drawing/2014/chartex" xmlns:cx1="http://schemas.microsoft.com/office/drawing/2015/9/8/chartex" xmlns:cx2="http://schemas.microsoft.com/office/drawing/2015/10/21/chartex" xmlns:cx3="http://schemas.microsoft.com/office/drawing/2016/5/9/chartex" xmlns:cx4="http://schemas.microsoft.com/office/drawing/2016/5/10/chartex" xmlns:cx5="http://schemas.microsoft.com/office/drawing/2016/5/11/chartex" xmlns:cx6="http://schemas.microsoft.com/office/drawing/2016/5/12/chartex" xmlns:cx7="http://schemas.microsoft.com/office/drawing/2016/5/13/chartex" xmlns:cx8="http://schemas.microsoft.com/office/drawing/2016/5/14/chartex" xmlns:mc="http://schemas.openxmlformats.org/markup-compatibility/2006" xmlns:aink="http://schemas.microsoft.com/office/drawing/2016/ink" xmlns:am3d="http://schemas.microsoft.com/office/drawing/2017/model3d" xmlns:o="urn:schemas-microsoft-com:office:office" xmlns:oel="http://schemas.microsoft.com/office/2019/extlst" xmlns:r="http://schemas.openxmlformats.org/officeDocument/2006/relationships" xmlns:m="http://schemas.openxmlformats.org/officeDocument/2006/math" xmlns:v="urn:schemas-microsoft-com:vml" xmlns:wp14="http://schemas.microsoft.com/office/word/2010/wordprocessingDrawing" xmlns:wp="http://schemas.openxmlformats.org/drawingml/2006/wordprocessingDrawing" xmlns:w10="urn:schemas-microsoft-com:office:word" xmlns:w="http://schemas.openxmlformats.org/wordprocessingml/2006/main" xmlns:w14="http://schemas.microsoft.com/office/word/2010/wordml" xmlns:w15="http://schemas.microsoft.com/office/word/2012/wordml" xmlns:w16cex="http://schemas.microsoft.com/office/word/2018/wordml/cex" xmlns:w16cid="http://schemas.microsoft.com/office/word/2016/wordml/cid" xmlns:w16="http://schemas.microsoft.com/office/word/2018/wordml" xmlns:w16du="http://schemas.microsoft.com/office/word/2023/wordml/word16du" xmlns:w16sdtdh="http://schemas.microsoft.com/office/word/2020/wordml/sdtdatahash" xmlns:w16sdtfl="http://schemas.microsoft.com/office/word/2024/wordml/sdtformatlock" xmlns:w16se="http://schemas.microsoft.com/office/word/2015/wordml/symex" xmlns:wpg="http://schemas.microsoft.com/office/word/2010/wordprocessingGroup" xmlns:wpi="http://schemas.microsoft.com/office/word/2010/wordprocessingInk" xmlns:wne="http://schemas.microsoft.com/office/word/2006/wordml" xmlns:wps="http://schemas.microsoft.com/office/word/2010/wordprocessingShape" mc:Ignorable="w14 w15 w16se w16cid w16 w16cex w16sdtdh w16sdtfl w16du wp14">
-  <w:p>
-    <w:pPr>
-      <w:pStyle w:val="Header"/>
-    </w:pPr>
-  </w:p>
-</w:hdr>
-</file>
-
-<file path=word/header2.xml><?xml version="1.0" encoding="utf-8"?>
-<w:hdr xmlns:wpc="http://schemas.microsoft.com/office/word/2010/wordprocessingCanvas" xmlns:cx="http://schemas.microsoft.com/office/drawing/2014/chartex" xmlns:cx1="http://schemas.microsoft.com/office/drawing/2015/9/8/chartex" xmlns:cx2="http://schemas.microsoft.com/office/drawing/2015/10/21/chartex" xmlns:cx3="http://schemas.microsoft.com/office/drawing/2016/5/9/chartex" xmlns:cx4="http://schemas.microsoft.com/office/drawing/2016/5/10/chartex" xmlns:cx5="http://schemas.microsoft.com/office/drawing/2016/5/11/chartex" xmlns:cx6="http://schemas.microsoft.com/office/drawing/2016/5/12/chartex" xmlns:cx7="http://schemas.microsoft.com/office/drawing/2016/5/13/chartex" xmlns:cx8="http://schemas.microsoft.com/office/drawing/2016/5/14/chartex" xmlns:mc="http://schemas.openxmlformats.org/markup-compatibility/2006" xmlns:aink="http://schemas.microsoft.com/office/drawing/2016/ink" xmlns:am3d="http://schemas.microsoft.com/office/drawing/2017/model3d" xmlns:o="urn:schemas-microsoft-com:office:office" xmlns:oel="http://schemas.microsoft.com/office/2019/extlst" xmlns:r="http://schemas.openxmlformats.org/officeDocument/2006/relationships" xmlns:m="http://schemas.openxmlformats.org/officeDocument/2006/math" xmlns:v="urn:schemas-microsoft-com:vml" xmlns:wp14="http://schemas.microsoft.com/office/word/2010/wordprocessingDrawing" xmlns:wp="http://schemas.openxmlformats.org/drawingml/2006/wordprocessingDrawing" xmlns:w10="urn:schemas-microsoft-com:office:word" xmlns:w="http://schemas.openxmlformats.org/wordprocessingml/2006/main" xmlns:w14="http://schemas.microsoft.com/office/word/2010/wordml" xmlns:w15="http://schemas.microsoft.com/office/word/2012/wordml" xmlns:w16cex="http://schemas.microsoft.com/office/word/2018/wordml/cex" xmlns:w16cid="http://schemas.microsoft.com/office/word/2016/wordml/cid" xmlns:w16="http://schemas.microsoft.com/office/word/2018/wordml" xmlns:w16du="http://schemas.microsoft.com/office/word/2023/wordml/word16du" xmlns:w16sdtdh="http://schemas.microsoft.com/office/word/2020/wordml/sdtdatahash" xmlns:w16sdtfl="http://schemas.microsoft.com/office/word/2024/wordml/sdtformatlock" xmlns:w16se="http://schemas.microsoft.com/office/word/2015/wordml/symex" xmlns:wpg="http://schemas.microsoft.com/office/word/2010/wordprocessingGroup" xmlns:wpi="http://schemas.microsoft.com/office/word/2010/wordprocessingInk" xmlns:wne="http://schemas.microsoft.com/office/word/2006/wordml" xmlns:wps="http://schemas.microsoft.com/office/word/2010/wordprocessingShape" mc:Ignorable="w14 w15 w16se w16cid w16 w16cex w16sdtdh w16sdtfl w16du wp14">
-  <w:p>
-    <w:pPr>
-      <w:pStyle w:val="Header"/>
-    </w:pPr>
-  </w:p>
-</w:hdr>
-</file>
-
-<file path=word/header3.xml><?xml version="1.0" encoding="utf-8"?>
-<w:hdr xmlns:wpc="http://schemas.microsoft.com/office/word/2010/wordprocessingCanvas" xmlns:cx="http://schemas.microsoft.com/office/drawing/2014/chartex" xmlns:cx1="http://schemas.microsoft.com/office/drawing/2015/9/8/chartex" xmlns:cx2="http://schemas.microsoft.com/office/drawing/2015/10/21/chartex" xmlns:cx3="http://schemas.microsoft.com/office/drawing/2016/5/9/chartex" xmlns:cx4="http://schemas.microsoft.com/office/drawing/2016/5/10/chartex" xmlns:cx5="http://schemas.microsoft.com/office/drawing/2016/5/11/chartex" xmlns:cx6="http://schemas.microsoft.com/office/drawing/2016/5/12/chartex" xmlns:cx7="http://schemas.microsoft.com/office/drawing/2016/5/13/chartex" xmlns:cx8="http://schemas.microsoft.com/office/drawing/2016/5/14/chartex" xmlns:mc="http://schemas.openxmlformats.org/markup-compatibility/2006" xmlns:aink="http://schemas.microsoft.com/office/drawing/2016/ink" xmlns:am3d="http://schemas.microsoft.com/office/drawing/2017/model3d" xmlns:o="urn:schemas-microsoft-com:office:office" xmlns:oel="http://schemas.microsoft.com/office/2019/extlst" xmlns:r="http://schemas.openxmlformats.org/officeDocument/2006/relationships" xmlns:m="http://schemas.openxmlformats.org/officeDocument/2006/math" xmlns:v="urn:schemas-microsoft-com:vml" xmlns:wp14="http://schemas.microsoft.com/office/word/2010/wordprocessingDrawing" xmlns:wp="http://schemas.openxmlformats.org/drawingml/2006/wordprocessingDrawing" xmlns:w10="urn:schemas-microsoft-com:office:word" xmlns:w="http://schemas.openxmlformats.org/wordprocessingml/2006/main" xmlns:w14="http://schemas.microsoft.com/office/word/2010/wordml" xmlns:w15="http://schemas.microsoft.com/office/word/2012/wordml" xmlns:w16cex="http://schemas.microsoft.com/office/word/2018/wordml/cex" xmlns:w16cid="http://schemas.microsoft.com/office/word/2016/wordml/cid" xmlns:w16="http://schemas.microsoft.com/office/word/2018/wordml" xmlns:w16du="http://schemas.microsoft.com/office/word/2023/wordml/word16du" xmlns:w16sdtdh="http://schemas.microsoft.com/office/word/2020/wordml/sdtdatahash" xmlns:w16sdtfl="http://schemas.microsoft.com/office/word/2024/wordml/sdtformatlock" xmlns:w16se="http://schemas.microsoft.com/office/word/2015/wordml/symex" xmlns:wpg="http://schemas.microsoft.com/office/word/2010/wordprocessingGroup" xmlns:wpi="http://schemas.microsoft.com/office/word/2010/wordprocessingInk" xmlns:wne="http://schemas.microsoft.com/office/word/2006/wordml" xmlns:wps="http://schemas.microsoft.com/office/word/2010/wordprocessingShape" mc:Ignorable="w14 w15 w16se w16cid w16 w16cex w16sdtdh w16sdtfl w16du wp14">
-  <w:p>
-    <w:pPr>
-      <w:pStyle w:val="Header"/>
-    </w:pPr>
-  </w:p>
-</w:hdr>
 </file>
 
 <file path=word/styles.xml><?xml version="1.0" encoding="utf-8"?>

--- a/hw4/Homework 4.docx
+++ b/hw4/Homework 4.docx
@@ -362,7 +362,21 @@
           <w:rFonts w:eastAsiaTheme="minorEastAsia"/>
           <w:iCs/>
         </w:rPr>
-        <w:t xml:space="preserve"> is a low-pass signal. Only low frequencies retain their spectral power, while higher frequencies fall off exponentially. </w:t>
+        <w:t xml:space="preserve"> is a low-pass signal.</w:t>
+      </w:r>
+      <w:r>
+        <w:rPr>
+          <w:rFonts w:eastAsiaTheme="minorEastAsia"/>
+          <w:iCs/>
+        </w:rPr>
+        <w:t xml:space="preserve"> Low frequencies see little to no attenuation, while high frequencies see reduction in power by orders of magnitude</w:t>
+      </w:r>
+      <w:r>
+        <w:rPr>
+          <w:rFonts w:eastAsiaTheme="minorEastAsia"/>
+          <w:iCs/>
+        </w:rPr>
+        <w:t xml:space="preserve">. </w:t>
       </w:r>
     </w:p>
     <w:p>
@@ -1010,267 +1024,6 @@
     </w:p>
     <w:p>
       <w:pPr>
-        <w:pStyle w:val="Heading3"/>
-      </w:pPr>
-      <w:r>
-        <w:t>Erdős-Rényi</w:t>
-      </w:r>
-    </w:p>
-    <w:p>
-      <w:r>
-        <w:rPr>
-          <w:noProof/>
-        </w:rPr>
-        <w:drawing>
-          <wp:inline distT="0" distB="0" distL="0" distR="0" wp14:anchorId="0E564873" wp14:editId="6937767E">
-            <wp:extent cx="5943600" cy="1982470"/>
-            <wp:effectExtent l="0" t="0" r="0" b="0"/>
-            <wp:docPr id="1241775004" name="Picture 1"/>
-            <wp:cNvGraphicFramePr>
-              <a:graphicFrameLocks xmlns:a="http://schemas.openxmlformats.org/drawingml/2006/main" noChangeAspect="1"/>
-            </wp:cNvGraphicFramePr>
-            <a:graphic xmlns:a="http://schemas.openxmlformats.org/drawingml/2006/main">
-              <a:graphicData uri="http://schemas.openxmlformats.org/drawingml/2006/picture">
-                <pic:pic xmlns:pic="http://schemas.openxmlformats.org/drawingml/2006/picture">
-                  <pic:nvPicPr>
-                    <pic:cNvPr id="1241775004" name=""/>
-                    <pic:cNvPicPr/>
-                  </pic:nvPicPr>
-                  <pic:blipFill>
-                    <a:blip r:embed="rId11"/>
-                    <a:stretch>
-                      <a:fillRect/>
-                    </a:stretch>
-                  </pic:blipFill>
-                  <pic:spPr>
-                    <a:xfrm>
-                      <a:off x="0" y="0"/>
-                      <a:ext cx="5943600" cy="1982470"/>
-                    </a:xfrm>
-                    <a:prstGeom prst="rect">
-                      <a:avLst/>
-                    </a:prstGeom>
-                  </pic:spPr>
-                </pic:pic>
-              </a:graphicData>
-            </a:graphic>
-          </wp:inline>
-        </w:drawing>
-      </w:r>
-    </w:p>
-    <w:p>
-      <w:pPr>
-        <w:pStyle w:val="Heading3"/>
-      </w:pPr>
-      <w:r>
-        <w:t>Ring</w:t>
-      </w:r>
-    </w:p>
-    <w:p>
-      <w:r>
-        <w:t xml:space="preserve">Something about how </w:t>
-      </w:r>
-      <m:oMath>
-        <m:sSub>
-          <m:sSubPr>
-            <m:ctrlPr>
-              <w:rPr>
-                <w:rFonts w:ascii="Cambria Math" w:hAnsi="Cambria Math"/>
-                <w:i/>
-              </w:rPr>
-            </m:ctrlPr>
-          </m:sSubPr>
-          <m:e>
-            <m:r>
-              <w:rPr>
-                <w:rFonts w:ascii="Cambria Math" w:hAnsi="Cambria Math"/>
-              </w:rPr>
-              <m:t>u</m:t>
-            </m:r>
-          </m:e>
-          <m:sub>
-            <m:r>
-              <w:rPr>
-                <w:rFonts w:ascii="Cambria Math" w:hAnsi="Cambria Math"/>
-              </w:rPr>
-              <m:t>2</m:t>
-            </m:r>
-          </m:sub>
-        </m:sSub>
-      </m:oMath>
-      <w:r>
-        <w:rPr>
-          <w:rFonts w:eastAsiaTheme="minorEastAsia"/>
-        </w:rPr>
-        <w:t xml:space="preserve"> and </w:t>
-      </w:r>
-      <m:oMath>
-        <m:sSub>
-          <m:sSubPr>
-            <m:ctrlPr>
-              <w:rPr>
-                <w:rFonts w:ascii="Cambria Math" w:eastAsiaTheme="minorEastAsia" w:hAnsi="Cambria Math"/>
-                <w:i/>
-              </w:rPr>
-            </m:ctrlPr>
-          </m:sSubPr>
-          <m:e>
-            <m:r>
-              <w:rPr>
-                <w:rFonts w:ascii="Cambria Math" w:eastAsiaTheme="minorEastAsia" w:hAnsi="Cambria Math"/>
-              </w:rPr>
-              <m:t>u</m:t>
-            </m:r>
-          </m:e>
-          <m:sub>
-            <m:r>
-              <w:rPr>
-                <w:rFonts w:ascii="Cambria Math" w:eastAsiaTheme="minorEastAsia" w:hAnsi="Cambria Math"/>
-              </w:rPr>
-              <m:t>3</m:t>
-            </m:r>
-          </m:sub>
-        </m:sSub>
-      </m:oMath>
-      <w:r>
-        <w:rPr>
-          <w:rFonts w:eastAsiaTheme="minorEastAsia"/>
-        </w:rPr>
-        <w:t xml:space="preserve"> have the same eigenvalue, and their eigenvectors are just orthogonal rotations. </w:t>
-      </w:r>
-      <m:oMath>
-        <m:sSub>
-          <m:sSubPr>
-            <m:ctrlPr>
-              <w:rPr>
-                <w:rFonts w:ascii="Cambria Math" w:eastAsiaTheme="minorEastAsia" w:hAnsi="Cambria Math"/>
-                <w:i/>
-              </w:rPr>
-            </m:ctrlPr>
-          </m:sSubPr>
-          <m:e>
-            <m:r>
-              <w:rPr>
-                <w:rFonts w:ascii="Cambria Math" w:eastAsiaTheme="minorEastAsia" w:hAnsi="Cambria Math"/>
-              </w:rPr>
-              <m:t>λ</m:t>
-            </m:r>
-          </m:e>
-          <m:sub>
-            <m:r>
-              <w:rPr>
-                <w:rFonts w:ascii="Cambria Math" w:eastAsiaTheme="minorEastAsia" w:hAnsi="Cambria Math"/>
-              </w:rPr>
-              <m:t>6</m:t>
-            </m:r>
-          </m:sub>
-        </m:sSub>
-      </m:oMath>
-      <w:r>
-        <w:rPr>
-          <w:rFonts w:eastAsiaTheme="minorEastAsia"/>
-        </w:rPr>
-        <w:t xml:space="preserve"> </w:t>
-      </w:r>
-      <w:r>
-        <w:rPr>
-          <w:rFonts w:eastAsiaTheme="minorEastAsia"/>
-        </w:rPr>
-        <w:t xml:space="preserve">and </w:t>
-      </w:r>
-      <m:oMath>
-        <m:sSub>
-          <m:sSubPr>
-            <m:ctrlPr>
-              <w:rPr>
-                <w:rFonts w:ascii="Cambria Math" w:eastAsiaTheme="minorEastAsia" w:hAnsi="Cambria Math"/>
-                <w:i/>
-              </w:rPr>
-            </m:ctrlPr>
-          </m:sSubPr>
-          <m:e>
-            <m:r>
-              <w:rPr>
-                <w:rFonts w:ascii="Cambria Math" w:eastAsiaTheme="minorEastAsia" w:hAnsi="Cambria Math"/>
-              </w:rPr>
-              <m:t>u</m:t>
-            </m:r>
-          </m:e>
-          <m:sub>
-            <m:r>
-              <w:rPr>
-                <w:rFonts w:ascii="Cambria Math" w:eastAsiaTheme="minorEastAsia" w:hAnsi="Cambria Math"/>
-              </w:rPr>
-              <m:t>6</m:t>
-            </m:r>
-          </m:sub>
-        </m:sSub>
-      </m:oMath>
-      <w:r>
-        <w:rPr>
-          <w:rFonts w:eastAsiaTheme="minorEastAsia"/>
-        </w:rPr>
-        <w:t xml:space="preserve"> </w:t>
-      </w:r>
-      <w:r>
-        <w:rPr>
-          <w:rFonts w:eastAsiaTheme="minorEastAsia"/>
-        </w:rPr>
-        <w:t xml:space="preserve">seem to be a harmonic of a lower eigenvalue. </w:t>
-      </w:r>
-    </w:p>
-    <w:p>
-      <w:r>
-        <w:rPr>
-          <w:noProof/>
-        </w:rPr>
-        <w:drawing>
-          <wp:inline distT="0" distB="0" distL="0" distR="0" wp14:anchorId="297074E3" wp14:editId="5DA5A595">
-            <wp:extent cx="5943600" cy="1981200"/>
-            <wp:effectExtent l="0" t="0" r="0" b="0"/>
-            <wp:docPr id="1860590533" name="Picture 1"/>
-            <wp:cNvGraphicFramePr>
-              <a:graphicFrameLocks xmlns:a="http://schemas.openxmlformats.org/drawingml/2006/main" noChangeAspect="1"/>
-            </wp:cNvGraphicFramePr>
-            <a:graphic xmlns:a="http://schemas.openxmlformats.org/drawingml/2006/main">
-              <a:graphicData uri="http://schemas.openxmlformats.org/drawingml/2006/picture">
-                <pic:pic xmlns:pic="http://schemas.openxmlformats.org/drawingml/2006/picture">
-                  <pic:nvPicPr>
-                    <pic:cNvPr id="1860590533" name=""/>
-                    <pic:cNvPicPr/>
-                  </pic:nvPicPr>
-                  <pic:blipFill>
-                    <a:blip r:embed="rId12"/>
-                    <a:stretch>
-                      <a:fillRect/>
-                    </a:stretch>
-                  </pic:blipFill>
-                  <pic:spPr>
-                    <a:xfrm>
-                      <a:off x="0" y="0"/>
-                      <a:ext cx="5943600" cy="1981200"/>
-                    </a:xfrm>
-                    <a:prstGeom prst="rect">
-                      <a:avLst/>
-                    </a:prstGeom>
-                  </pic:spPr>
-                </pic:pic>
-              </a:graphicData>
-            </a:graphic>
-          </wp:inline>
-        </w:drawing>
-      </w:r>
-    </w:p>
-    <w:p>
-      <w:pPr>
-        <w:pStyle w:val="Heading3"/>
-      </w:pPr>
-      <w:r>
-        <w:t>Cora</w:t>
-      </w:r>
-    </w:p>
-    <w:p>
-      <w:pPr>
         <w:rPr>
           <w:rFonts w:eastAsiaTheme="minorEastAsia"/>
         </w:rPr>
@@ -1389,7 +1142,6 @@
         <w:rPr>
           <w:noProof/>
         </w:rPr>
-        <w:lastRenderedPageBreak/>
         <w:drawing>
           <wp:inline distT="0" distB="0" distL="0" distR="0" wp14:anchorId="587A2370" wp14:editId="244A0BEB">
             <wp:extent cx="5943600" cy="1982470"/>
@@ -1406,7 +1158,7 @@
                     <pic:cNvPicPr/>
                   </pic:nvPicPr>
                   <pic:blipFill>
-                    <a:blip r:embed="rId13"/>
+                    <a:blip r:embed="rId11"/>
                     <a:stretch>
                       <a:fillRect/>
                     </a:stretch>
@@ -1515,7 +1267,7 @@
                           </pic:cNvPicPr>
                         </pic:nvPicPr>
                         <pic:blipFill>
-                          <a:blip r:embed="rId14">
+                          <a:blip r:embed="rId12">
                             <a:extLst>
                               <a:ext uri="{28A0092B-C50C-407E-A947-70E740481C1C}">
                                 <a14:useLocalDpi xmlns:a14="http://schemas.microsoft.com/office/drawing/2010/main" val="0"/>
@@ -1544,7 +1296,7 @@
                           </pic:cNvPicPr>
                         </pic:nvPicPr>
                         <pic:blipFill>
-                          <a:blip r:embed="rId15">
+                          <a:blip r:embed="rId13">
                             <a:extLst>
                               <a:ext uri="{28A0092B-C50C-407E-A947-70E740481C1C}">
                                 <a14:useLocalDpi xmlns:a14="http://schemas.microsoft.com/office/drawing/2010/main" val="0"/>
@@ -2513,6 +2265,7 @@
   <w:style w:type="character" w:default="1" w:styleId="DefaultParagraphFont">
     <w:name w:val="Default Paragraph Font"/>
     <w:uiPriority w:val="1"/>
+    <w:semiHidden/>
     <w:unhideWhenUsed/>
   </w:style>
   <w:style w:type="table" w:default="1" w:styleId="TableNormal">

--- a/hw4/Homework 4.docx
+++ b/hw4/Homework 4.docx
@@ -450,7 +450,7 @@
         <w:rPr>
           <w:rFonts w:eastAsiaTheme="minorEastAsia"/>
         </w:rPr>
-        <w:t xml:space="preserve">. </w:t>
+        <w:t>.</w:t>
       </w:r>
     </w:p>
     <w:p>
@@ -466,7 +466,19 @@
         <w:rPr>
           <w:rFonts w:eastAsiaTheme="minorEastAsia"/>
         </w:rPr>
-        <w:t>The higher scale filter produced a significantly smoother signal</w:t>
+        <w:t>The higher scale</w:t>
+      </w:r>
+      <w:r>
+        <w:rPr>
+          <w:rFonts w:eastAsiaTheme="minorEastAsia"/>
+        </w:rPr>
+        <w:t>, low-pass</w:t>
+      </w:r>
+      <w:r>
+        <w:rPr>
+          <w:rFonts w:eastAsiaTheme="minorEastAsia"/>
+        </w:rPr>
+        <w:t xml:space="preserve"> filter produced a significantly smoother signal</w:t>
       </w:r>
       <w:r>
         <w:rPr>
@@ -571,15 +583,22 @@
           <w:rFonts w:eastAsiaTheme="minorEastAsia"/>
           <w:iCs/>
         </w:rPr>
-        <w:t xml:space="preserve">Higher frequencies present in the signal are responsible for more drastic changes in the values of connected nodes. This allows for a </w:t>
+        <w:t xml:space="preserve">This is expected behavior. </w:t>
       </w:r>
       <w:r>
         <w:rPr>
           <w:rFonts w:eastAsiaTheme="minorEastAsia"/>
           <w:iCs/>
         </w:rPr>
+        <w:t xml:space="preserve">Higher frequencies present in the signal are responsible for more drastic changes in the values of connected nodes. This </w:t>
+      </w:r>
+      <w:r>
+        <w:rPr>
+          <w:rFonts w:eastAsiaTheme="minorEastAsia"/>
+          <w:iCs/>
+        </w:rPr>
         <w:lastRenderedPageBreak/>
-        <w:t>rougher signal with more variation. Attenuating the signal at these frequencies removes most of the potential for large changes between nodes</w:t>
+        <w:t>allows for a rougher signal with more variation. Attenuating the signal at these frequencies removes most of the potential for large changes between nodes</w:t>
       </w:r>
       <w:r>
         <w:rPr>
@@ -600,7 +619,21 @@
           <w:rFonts w:eastAsiaTheme="minorEastAsia"/>
           <w:iCs/>
         </w:rPr>
-        <w:t xml:space="preserve"> Heat filter with </w:t>
+        <w:t xml:space="preserve"> </w:t>
+      </w:r>
+      <w:r>
+        <w:rPr>
+          <w:rFonts w:eastAsiaTheme="minorEastAsia"/>
+          <w:iCs/>
+        </w:rPr>
+        <w:t xml:space="preserve">low-pass filter attenuates or eliminates high-frequency content inherently. The </w:t>
+      </w:r>
+      <w:r>
+        <w:rPr>
+          <w:rFonts w:eastAsiaTheme="minorEastAsia"/>
+          <w:iCs/>
+        </w:rPr>
+        <w:t xml:space="preserve">Heat filter with </w:t>
       </w:r>
       <m:oMath>
         <m:r>
@@ -720,7 +753,7 @@
           <w:rFonts w:eastAsiaTheme="minorEastAsia"/>
           <w:iCs/>
         </w:rPr>
-        <w:t xml:space="preserve">. </w:t>
+        <w:t>, hence a rougher signal.</w:t>
       </w:r>
     </w:p>
     <w:p>
@@ -865,6 +898,7 @@
                                   <w:iCs w:val="0"/>
                                 </w:rPr>
                               </w:pPr>
+                              <w:bookmarkStart w:id="2" w:name="_Ref227923031"/>
                               <w:r>
                                 <w:rPr>
                                   <w:i w:val="0"/>
@@ -908,6 +942,7 @@
                                 </w:rPr>
                                 <w:fldChar w:fldCharType="end"/>
                               </w:r>
+                              <w:bookmarkEnd w:id="2"/>
                               <w:r>
                                 <w:rPr>
                                   <w:i w:val="0"/>
@@ -949,6 +984,7 @@
                             <w:iCs w:val="0"/>
                           </w:rPr>
                         </w:pPr>
+                        <w:bookmarkStart w:id="3" w:name="_Ref227923031"/>
                         <w:r>
                           <w:rPr>
                             <w:i w:val="0"/>
@@ -992,6 +1028,7 @@
                           </w:rPr>
                           <w:fldChar w:fldCharType="end"/>
                         </w:r>
+                        <w:bookmarkEnd w:id="3"/>
                         <w:r>
                           <w:rPr>
                             <w:i w:val="0"/>
@@ -1024,10 +1061,169 @@
     </w:p>
     <w:p>
       <w:pPr>
+        <w:jc w:val="both"/>
         <w:rPr>
           <w:rFonts w:eastAsiaTheme="minorEastAsia"/>
         </w:rPr>
       </w:pPr>
+      <w:r>
+        <w:rPr>
+          <w:noProof/>
+        </w:rPr>
+        <mc:AlternateContent>
+          <mc:Choice Requires="wpg">
+            <w:drawing>
+              <wp:anchor distT="0" distB="0" distL="114300" distR="114300" simplePos="0" relativeHeight="251670528" behindDoc="0" locked="0" layoutInCell="1" allowOverlap="1" wp14:anchorId="58E7163E" wp14:editId="36D959EE">
+                <wp:simplePos x="0" y="0"/>
+                <wp:positionH relativeFrom="column">
+                  <wp:posOffset>0</wp:posOffset>
+                </wp:positionH>
+                <wp:positionV relativeFrom="paragraph">
+                  <wp:posOffset>963800</wp:posOffset>
+                </wp:positionV>
+                <wp:extent cx="5943600" cy="2244013"/>
+                <wp:effectExtent l="0" t="0" r="0" b="4445"/>
+                <wp:wrapTopAndBottom/>
+                <wp:docPr id="1137653004" name="Group 15"/>
+                <wp:cNvGraphicFramePr/>
+                <a:graphic xmlns:a="http://schemas.openxmlformats.org/drawingml/2006/main">
+                  <a:graphicData uri="http://schemas.microsoft.com/office/word/2010/wordprocessingGroup">
+                    <wpg:wgp>
+                      <wpg:cNvGrpSpPr/>
+                      <wpg:grpSpPr>
+                        <a:xfrm>
+                          <a:off x="0" y="0"/>
+                          <a:ext cx="5943600" cy="2244013"/>
+                          <a:chOff x="0" y="0"/>
+                          <a:chExt cx="5943600" cy="2244013"/>
+                        </a:xfrm>
+                      </wpg:grpSpPr>
+                      <pic:pic xmlns:pic="http://schemas.openxmlformats.org/drawingml/2006/picture">
+                        <pic:nvPicPr>
+                          <pic:cNvPr id="631422894" name="Picture 1"/>
+                          <pic:cNvPicPr>
+                            <a:picLocks noChangeAspect="1"/>
+                          </pic:cNvPicPr>
+                        </pic:nvPicPr>
+                        <pic:blipFill>
+                          <a:blip r:embed="rId11" cstate="print">
+                            <a:extLst>
+                              <a:ext uri="{28A0092B-C50C-407E-A947-70E740481C1C}">
+                                <a14:useLocalDpi xmlns:a14="http://schemas.microsoft.com/office/drawing/2010/main" val="0"/>
+                              </a:ext>
+                            </a:extLst>
+                          </a:blip>
+                          <a:stretch>
+                            <a:fillRect/>
+                          </a:stretch>
+                        </pic:blipFill>
+                        <pic:spPr>
+                          <a:xfrm>
+                            <a:off x="0" y="0"/>
+                            <a:ext cx="5943600" cy="1990090"/>
+                          </a:xfrm>
+                          <a:prstGeom prst="rect">
+                            <a:avLst/>
+                          </a:prstGeom>
+                        </pic:spPr>
+                      </pic:pic>
+                      <wps:wsp>
+                        <wps:cNvPr id="1627171998" name="Text Box 1"/>
+                        <wps:cNvSpPr txBox="1"/>
+                        <wps:spPr>
+                          <a:xfrm>
+                            <a:off x="0" y="2048070"/>
+                            <a:ext cx="5943600" cy="195943"/>
+                          </a:xfrm>
+                          <a:prstGeom prst="rect">
+                            <a:avLst/>
+                          </a:prstGeom>
+                          <a:solidFill>
+                            <a:prstClr val="white"/>
+                          </a:solidFill>
+                          <a:ln>
+                            <a:noFill/>
+                          </a:ln>
+                        </wps:spPr>
+                        <wps:txbx>
+                          <w:txbxContent>
+                            <w:p>
+                              <w:pPr>
+                                <w:pStyle w:val="Caption"/>
+                                <w:jc w:val="center"/>
+                              </w:pPr>
+                              <w:bookmarkStart w:id="4" w:name="_Ref227941308"/>
+                              <w:r>
+                                <w:t xml:space="preserve">Figure </w:t>
+                              </w:r>
+                              <w:fldSimple w:instr=" SEQ Figure \* ARABIC ">
+                                <w:r>
+                                  <w:rPr>
+                                    <w:noProof/>
+                                  </w:rPr>
+                                  <w:t>3</w:t>
+                                </w:r>
+                              </w:fldSimple>
+                              <w:bookmarkEnd w:id="4"/>
+                              <w:r>
+                                <w:t>: Cora Graph Eigenvectors of Selected Frequencies</w:t>
+                              </w:r>
+                            </w:p>
+                          </w:txbxContent>
+                        </wps:txbx>
+                        <wps:bodyPr rot="0" spcFirstLastPara="0" vertOverflow="overflow" horzOverflow="overflow" vert="horz" wrap="square" lIns="0" tIns="0" rIns="0" bIns="0" numCol="1" spcCol="0" rtlCol="0" fromWordArt="0" anchor="t" anchorCtr="0" forceAA="0" compatLnSpc="1">
+                          <a:prstTxWarp prst="textNoShape">
+                            <a:avLst/>
+                          </a:prstTxWarp>
+                          <a:noAutofit/>
+                        </wps:bodyPr>
+                      </wps:wsp>
+                    </wpg:wgp>
+                  </a:graphicData>
+                </a:graphic>
+              </wp:anchor>
+            </w:drawing>
+          </mc:Choice>
+          <mc:Fallback>
+            <w:pict>
+              <v:group w14:anchorId="58E7163E" id="Group 15" o:spid="_x0000_s1032" style="position:absolute;left:0;text-align:left;margin-left:0;margin-top:75.9pt;width:468pt;height:176.7pt;z-index:251670528;mso-position-horizontal-relative:text;mso-position-vertical-relative:text" coordsize="59436,22440" o:gfxdata="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">
+                <v:shape id="Picture 1" o:spid="_x0000_s1033" type="#_x0000_t75" style="position:absolute;width:59436;height:19900;visibility:visible;mso-wrap-style:square" o:gfxdata="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">
+                  <v:imagedata r:id="rId12" o:title=""/>
+                </v:shape>
+                <v:shape id="Text Box 1" o:spid="_x0000_s1034" type="#_x0000_t202" style="position:absolute;top:20480;width:59436;height:1960;visibility:visible;mso-wrap-style:square;v-text-anchor:top" o:gfxdata="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" stroked="f">
+                  <v:textbox inset="0,0,0,0">
+                    <w:txbxContent>
+                      <w:p>
+                        <w:pPr>
+                          <w:pStyle w:val="Caption"/>
+                          <w:jc w:val="center"/>
+                        </w:pPr>
+                        <w:bookmarkStart w:id="5" w:name="_Ref227941308"/>
+                        <w:r>
+                          <w:t xml:space="preserve">Figure </w:t>
+                        </w:r>
+                        <w:fldSimple w:instr=" SEQ Figure \* ARABIC ">
+                          <w:r>
+                            <w:rPr>
+                              <w:noProof/>
+                            </w:rPr>
+                            <w:t>3</w:t>
+                          </w:r>
+                        </w:fldSimple>
+                        <w:bookmarkEnd w:id="5"/>
+                        <w:r>
+                          <w:t>: Cora Graph Eigenvectors of Selected Frequencies</w:t>
+                        </w:r>
+                      </w:p>
+                    </w:txbxContent>
+                  </v:textbox>
+                </v:shape>
+                <w10:wrap type="topAndBottom"/>
+              </v:group>
+            </w:pict>
+          </mc:Fallback>
+        </mc:AlternateContent>
+      </w:r>
       <w:r>
         <w:tab/>
         <w:t xml:space="preserve">The Cora graph contains several connected components, so </w:t>
@@ -1134,49 +1330,143 @@
         <w:rPr>
           <w:rFonts w:eastAsiaTheme="minorEastAsia"/>
         </w:rPr>
-        <w:t xml:space="preserve">. That being said, each of the eigenvectors correspond to a different connected component set of components.  </w:t>
-      </w:r>
-    </w:p>
-    <w:p>
+        <w:t xml:space="preserve">. </w:t>
+      </w:r>
+      <w:r>
+        <w:rPr>
+          <w:rFonts w:eastAsiaTheme="minorEastAsia"/>
+        </w:rPr>
+        <w:t>Each</w:t>
+      </w:r>
+      <w:r>
+        <w:rPr>
+          <w:rFonts w:eastAsiaTheme="minorEastAsia"/>
+        </w:rPr>
+        <w:t xml:space="preserve"> of the eigenvectors correspond to a different connected component set of components.  </w:t>
+      </w:r>
+      <w:r>
+        <w:rPr>
+          <w:rFonts w:eastAsiaTheme="minorEastAsia"/>
+        </w:rPr>
+        <w:t>From</w:t>
+      </w:r>
+      <w:r>
+        <w:rPr>
+          <w:rFonts w:eastAsiaTheme="minorEastAsia"/>
+        </w:rPr>
+        <w:t xml:space="preserve"> </w:t>
+      </w:r>
+      <w:r>
+        <w:rPr>
+          <w:rFonts w:eastAsiaTheme="minorEastAsia"/>
+        </w:rPr>
+        <w:fldChar w:fldCharType="begin"/>
+      </w:r>
+      <w:r>
+        <w:rPr>
+          <w:rFonts w:eastAsiaTheme="minorEastAsia"/>
+        </w:rPr>
+        <w:instrText xml:space="preserve"> REF _Ref227923031 \h </w:instrText>
+      </w:r>
+      <w:r>
+        <w:rPr>
+          <w:rFonts w:eastAsiaTheme="minorEastAsia"/>
+        </w:rPr>
+      </w:r>
+      <w:r>
+        <w:rPr>
+          <w:rFonts w:eastAsiaTheme="minorEastAsia"/>
+        </w:rPr>
+        <w:instrText xml:space="preserve"> \* MERGEFORMAT </w:instrText>
+      </w:r>
+      <w:r>
+        <w:rPr>
+          <w:rFonts w:eastAsiaTheme="minorEastAsia"/>
+        </w:rPr>
+        <w:fldChar w:fldCharType="separate"/>
+      </w:r>
+      <w:r>
+        <w:t xml:space="preserve">Figure </w:t>
+      </w:r>
       <w:r>
         <w:rPr>
           <w:noProof/>
         </w:rPr>
-        <w:drawing>
-          <wp:inline distT="0" distB="0" distL="0" distR="0" wp14:anchorId="587A2370" wp14:editId="244A0BEB">
-            <wp:extent cx="5943600" cy="1982470"/>
-            <wp:effectExtent l="0" t="0" r="0" b="0"/>
-            <wp:docPr id="1062826983" name="Picture 1"/>
-            <wp:cNvGraphicFramePr>
-              <a:graphicFrameLocks xmlns:a="http://schemas.openxmlformats.org/drawingml/2006/main" noChangeAspect="1"/>
-            </wp:cNvGraphicFramePr>
-            <a:graphic xmlns:a="http://schemas.openxmlformats.org/drawingml/2006/main">
-              <a:graphicData uri="http://schemas.openxmlformats.org/drawingml/2006/picture">
-                <pic:pic xmlns:pic="http://schemas.openxmlformats.org/drawingml/2006/picture">
-                  <pic:nvPicPr>
-                    <pic:cNvPr id="1062826983" name=""/>
-                    <pic:cNvPicPr/>
-                  </pic:nvPicPr>
-                  <pic:blipFill>
-                    <a:blip r:embed="rId11"/>
-                    <a:stretch>
-                      <a:fillRect/>
-                    </a:stretch>
-                  </pic:blipFill>
-                  <pic:spPr>
-                    <a:xfrm>
-                      <a:off x="0" y="0"/>
-                      <a:ext cx="5943600" cy="1982470"/>
-                    </a:xfrm>
-                    <a:prstGeom prst="rect">
-                      <a:avLst/>
-                    </a:prstGeom>
-                  </pic:spPr>
-                </pic:pic>
-              </a:graphicData>
-            </a:graphic>
-          </wp:inline>
-        </w:drawing>
+        <w:t>2</w:t>
+      </w:r>
+      <w:r>
+        <w:rPr>
+          <w:rFonts w:eastAsiaTheme="minorEastAsia"/>
+        </w:rPr>
+        <w:fldChar w:fldCharType="end"/>
+      </w:r>
+      <w:r>
+        <w:rPr>
+          <w:rFonts w:eastAsiaTheme="minorEastAsia"/>
+        </w:rPr>
+        <w:t xml:space="preserve"> and</w:t>
+      </w:r>
+      <w:r>
+        <w:rPr>
+          <w:rFonts w:eastAsiaTheme="minorEastAsia"/>
+        </w:rPr>
+        <w:t xml:space="preserve"> </w:t>
+      </w:r>
+      <w:r>
+        <w:rPr>
+          <w:rFonts w:eastAsiaTheme="minorEastAsia"/>
+        </w:rPr>
+        <w:fldChar w:fldCharType="begin"/>
+      </w:r>
+      <w:r>
+        <w:rPr>
+          <w:rFonts w:eastAsiaTheme="minorEastAsia"/>
+        </w:rPr>
+        <w:instrText xml:space="preserve"> REF _Ref227941308 \h </w:instrText>
+      </w:r>
+      <w:r>
+        <w:rPr>
+          <w:rFonts w:eastAsiaTheme="minorEastAsia"/>
+        </w:rPr>
+      </w:r>
+      <w:r>
+        <w:rPr>
+          <w:rFonts w:eastAsiaTheme="minorEastAsia"/>
+        </w:rPr>
+        <w:fldChar w:fldCharType="separate"/>
+      </w:r>
+      <w:r>
+        <w:t xml:space="preserve">Figure </w:t>
+      </w:r>
+      <w:r>
+        <w:rPr>
+          <w:noProof/>
+        </w:rPr>
+        <w:t>3</w:t>
+      </w:r>
+      <w:r>
+        <w:rPr>
+          <w:rFonts w:eastAsiaTheme="minorEastAsia"/>
+        </w:rPr>
+        <w:fldChar w:fldCharType="end"/>
+      </w:r>
+      <w:r>
+        <w:rPr>
+          <w:rFonts w:eastAsiaTheme="minorEastAsia"/>
+        </w:rPr>
+        <w:t xml:space="preserve">, it seems </w:t>
+      </w:r>
+      <w:r>
+        <w:rPr>
+          <w:rFonts w:eastAsiaTheme="minorEastAsia"/>
+        </w:rPr>
+        <w:t>the graph of the Cora dataset has a rather large nullity</w:t>
+      </w:r>
+      <w:r>
+        <w:rPr>
+          <w:rFonts w:eastAsiaTheme="minorEastAsia"/>
+        </w:rPr>
+        <w:t>, and many such eigenvalue/eigenvector pairs can be expected.</w:t>
       </w:r>
     </w:p>
     <w:p>
@@ -1193,59 +1483,24 @@
         <w:jc w:val="both"/>
       </w:pPr>
       <w:r>
-        <w:t xml:space="preserve">After performing the t-SNE and applying K-means clustering for labeling, the resulting labels achieved an ARI of </w:t>
-      </w:r>
-      <w:r>
-        <w:t>0.109</w:t>
-      </w:r>
-      <w:r>
-        <w:t xml:space="preserve"> and a Silhouette score of </w:t>
-      </w:r>
-      <w:r>
-        <w:t>0.378</w:t>
-      </w:r>
-      <w:r>
-        <w:t xml:space="preserve">. </w:t>
-      </w:r>
-    </w:p>
-    <w:p>
-      <w:pPr>
-        <w:pStyle w:val="Heading2"/>
-      </w:pPr>
-      <w:r>
-        <w:t>Ring Denoising</w:t>
-      </w:r>
-    </w:p>
-    <w:p>
-      <w:pPr>
-        <w:ind w:firstLine="720"/>
-        <w:jc w:val="both"/>
-      </w:pPr>
-      <w:r>
-        <w:t xml:space="preserve">The noisy signal in the Ring graph and its spectral content are shown below. </w:t>
-      </w:r>
-      <w:r>
-        <w:t>Low frequency content is prominent</w:t>
-      </w:r>
-      <w:r>
-        <w:t xml:space="preserve"> due to the construction of the original signal. Higher frequency content is present due to the introduction of random noise. </w:t>
-      </w:r>
-    </w:p>
-    <w:p>
-      <w:pPr>
-        <w:jc w:val="center"/>
-      </w:pPr>
-      <w:r>
         <w:rPr>
           <w:noProof/>
         </w:rPr>
         <mc:AlternateContent>
           <mc:Choice Requires="wpg">
             <w:drawing>
-              <wp:inline distT="0" distB="0" distL="0" distR="0" wp14:anchorId="6647DF97" wp14:editId="2E29B8F3">
-                <wp:extent cx="5935980" cy="2292985"/>
-                <wp:effectExtent l="0" t="0" r="7620" b="0"/>
-                <wp:docPr id="700375594" name="Group 3"/>
+              <wp:anchor distT="0" distB="0" distL="114300" distR="114300" simplePos="0" relativeHeight="251674624" behindDoc="0" locked="0" layoutInCell="1" allowOverlap="1" wp14:anchorId="7777F9DA" wp14:editId="4B5BE271">
+                <wp:simplePos x="0" y="0"/>
+                <wp:positionH relativeFrom="column">
+                  <wp:posOffset>0</wp:posOffset>
+                </wp:positionH>
+                <wp:positionV relativeFrom="paragraph">
+                  <wp:posOffset>978444</wp:posOffset>
+                </wp:positionV>
+                <wp:extent cx="5943600" cy="3352710"/>
+                <wp:effectExtent l="0" t="0" r="0" b="635"/>
+                <wp:wrapSquare wrapText="bothSides"/>
+                <wp:docPr id="1094739198" name="Group 17"/>
                 <wp:cNvGraphicFramePr/>
                 <a:graphic xmlns:a="http://schemas.openxmlformats.org/drawingml/2006/main">
                   <a:graphicData uri="http://schemas.microsoft.com/office/word/2010/wordprocessingGroup">
@@ -1254,43 +1509,14 @@
                       <wpg:grpSpPr>
                         <a:xfrm>
                           <a:off x="0" y="0"/>
-                          <a:ext cx="5935980" cy="2292985"/>
+                          <a:ext cx="5943600" cy="3352710"/>
                           <a:chOff x="0" y="0"/>
-                          <a:chExt cx="5935980" cy="2292985"/>
+                          <a:chExt cx="5943600" cy="3352710"/>
                         </a:xfrm>
                       </wpg:grpSpPr>
                       <pic:pic xmlns:pic="http://schemas.openxmlformats.org/drawingml/2006/picture">
                         <pic:nvPicPr>
-                          <pic:cNvPr id="1985062814" name="Picture 1"/>
-                          <pic:cNvPicPr>
-                            <a:picLocks noChangeAspect="1"/>
-                          </pic:cNvPicPr>
-                        </pic:nvPicPr>
-                        <pic:blipFill>
-                          <a:blip r:embed="rId12">
-                            <a:extLst>
-                              <a:ext uri="{28A0092B-C50C-407E-A947-70E740481C1C}">
-                                <a14:useLocalDpi xmlns:a14="http://schemas.microsoft.com/office/drawing/2010/main" val="0"/>
-                              </a:ext>
-                            </a:extLst>
-                          </a:blip>
-                          <a:stretch>
-                            <a:fillRect/>
-                          </a:stretch>
-                        </pic:blipFill>
-                        <pic:spPr>
-                          <a:xfrm>
-                            <a:off x="0" y="0"/>
-                            <a:ext cx="2926080" cy="2292985"/>
-                          </a:xfrm>
-                          <a:prstGeom prst="rect">
-                            <a:avLst/>
-                          </a:prstGeom>
-                        </pic:spPr>
-                      </pic:pic>
-                      <pic:pic xmlns:pic="http://schemas.openxmlformats.org/drawingml/2006/picture">
-                        <pic:nvPicPr>
-                          <pic:cNvPr id="1864039616" name="Picture 1"/>
+                          <pic:cNvPr id="856104172" name="Picture 1"/>
                           <pic:cNvPicPr>
                             <a:picLocks noChangeAspect="1"/>
                           </pic:cNvPicPr>
@@ -1309,34 +1535,310 @@
                         </pic:blipFill>
                         <pic:spPr>
                           <a:xfrm>
-                            <a:off x="3009900" y="88900"/>
-                            <a:ext cx="2926080" cy="2195195"/>
+                            <a:off x="0" y="0"/>
+                            <a:ext cx="5943600" cy="3075940"/>
                           </a:xfrm>
                           <a:prstGeom prst="rect">
                             <a:avLst/>
                           </a:prstGeom>
                         </pic:spPr>
                       </pic:pic>
+                      <wps:wsp>
+                        <wps:cNvPr id="1210269258" name="Text Box 1"/>
+                        <wps:cNvSpPr txBox="1"/>
+                        <wps:spPr>
+                          <a:xfrm>
+                            <a:off x="0" y="3151415"/>
+                            <a:ext cx="5943600" cy="201295"/>
+                          </a:xfrm>
+                          <a:prstGeom prst="rect">
+                            <a:avLst/>
+                          </a:prstGeom>
+                          <a:solidFill>
+                            <a:prstClr val="white"/>
+                          </a:solidFill>
+                          <a:ln>
+                            <a:noFill/>
+                          </a:ln>
+                        </wps:spPr>
+                        <wps:txbx>
+                          <w:txbxContent>
+                            <w:p>
+                              <w:pPr>
+                                <w:pStyle w:val="Caption"/>
+                                <w:jc w:val="center"/>
+                                <w:rPr>
+                                  <w:i w:val="0"/>
+                                  <w:iCs w:val="0"/>
+                                </w:rPr>
+                              </w:pPr>
+                              <w:bookmarkStart w:id="6" w:name="_Ref227941597"/>
+                              <w:r>
+                                <w:rPr>
+                                  <w:i w:val="0"/>
+                                  <w:iCs w:val="0"/>
+                                </w:rPr>
+                                <w:t xml:space="preserve">Figure </w:t>
+                              </w:r>
+                              <w:r>
+                                <w:rPr>
+                                  <w:i w:val="0"/>
+                                  <w:iCs w:val="0"/>
+                                </w:rPr>
+                                <w:fldChar w:fldCharType="begin"/>
+                              </w:r>
+                              <w:r>
+                                <w:rPr>
+                                  <w:i w:val="0"/>
+                                  <w:iCs w:val="0"/>
+                                </w:rPr>
+                                <w:instrText xml:space="preserve"> SEQ Figure \* ARABIC </w:instrText>
+                              </w:r>
+                              <w:r>
+                                <w:rPr>
+                                  <w:i w:val="0"/>
+                                  <w:iCs w:val="0"/>
+                                </w:rPr>
+                                <w:fldChar w:fldCharType="separate"/>
+                              </w:r>
+                              <w:r>
+                                <w:rPr>
+                                  <w:i w:val="0"/>
+                                  <w:iCs w:val="0"/>
+                                  <w:noProof/>
+                                </w:rPr>
+                                <w:t>4</w:t>
+                              </w:r>
+                              <w:r>
+                                <w:rPr>
+                                  <w:i w:val="0"/>
+                                  <w:iCs w:val="0"/>
+                                </w:rPr>
+                                <w:fldChar w:fldCharType="end"/>
+                              </w:r>
+                              <w:bookmarkEnd w:id="6"/>
+                              <w:r>
+                                <w:rPr>
+                                  <w:i w:val="0"/>
+                                  <w:iCs w:val="0"/>
+                                </w:rPr>
+                                <w:t>: t-SNE + K-means Label Solution</w:t>
+                              </w:r>
+                            </w:p>
+                            <w:p/>
+                          </w:txbxContent>
+                        </wps:txbx>
+                        <wps:bodyPr rot="0" spcFirstLastPara="0" vertOverflow="overflow" horzOverflow="overflow" vert="horz" wrap="square" lIns="0" tIns="0" rIns="0" bIns="0" numCol="1" spcCol="0" rtlCol="0" fromWordArt="0" anchor="t" anchorCtr="0" forceAA="0" compatLnSpc="1">
+                          <a:prstTxWarp prst="textNoShape">
+                            <a:avLst/>
+                          </a:prstTxWarp>
+                          <a:noAutofit/>
+                        </wps:bodyPr>
+                      </wps:wsp>
                     </wpg:wgp>
                   </a:graphicData>
                 </a:graphic>
-              </wp:inline>
+              </wp:anchor>
             </w:drawing>
           </mc:Choice>
           <mc:Fallback>
             <w:pict>
-              <v:group w14:anchorId="61EFA459" id="Group 3" o:spid="_x0000_s1026" style="width:467.4pt;height:180.55pt;mso-position-horizontal-relative:char;mso-position-vertical-relative:line" coordsize="59359,22929" o:gfxdata="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">
-                <v:shape id="Picture 1" o:spid="_x0000_s1027" type="#_x0000_t75" style="position:absolute;width:29260;height:22929;visibility:visible;mso-wrap-style:square" o:gfxdata="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">
-                  <v:imagedata r:id="rId16" o:title=""/>
+              <v:group w14:anchorId="7777F9DA" id="Group 17" o:spid="_x0000_s1035" style="position:absolute;left:0;text-align:left;margin-left:0;margin-top:77.05pt;width:468pt;height:264pt;z-index:251674624;mso-position-horizontal-relative:text;mso-position-vertical-relative:text" coordsize="59436,33527" o:gfxdata="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">
+                <v:shape id="Picture 1" o:spid="_x0000_s1036" type="#_x0000_t75" style="position:absolute;width:59436;height:30759;visibility:visible;mso-wrap-style:square" o:gfxdata="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">
+                  <v:imagedata r:id="rId14" o:title=""/>
                 </v:shape>
-                <v:shape id="Picture 1" o:spid="_x0000_s1028" type="#_x0000_t75" style="position:absolute;left:30099;top:889;width:29260;height:21951;visibility:visible;mso-wrap-style:square" o:gfxdata="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">
-                  <v:imagedata r:id="rId17" o:title=""/>
+                <v:shape id="Text Box 1" o:spid="_x0000_s1037" type="#_x0000_t202" style="position:absolute;top:31514;width:59436;height:2013;visibility:visible;mso-wrap-style:square;v-text-anchor:top" o:gfxdata="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" stroked="f">
+                  <v:textbox inset="0,0,0,0">
+                    <w:txbxContent>
+                      <w:p>
+                        <w:pPr>
+                          <w:pStyle w:val="Caption"/>
+                          <w:jc w:val="center"/>
+                          <w:rPr>
+                            <w:i w:val="0"/>
+                            <w:iCs w:val="0"/>
+                          </w:rPr>
+                        </w:pPr>
+                        <w:bookmarkStart w:id="7" w:name="_Ref227941597"/>
+                        <w:r>
+                          <w:rPr>
+                            <w:i w:val="0"/>
+                            <w:iCs w:val="0"/>
+                          </w:rPr>
+                          <w:t xml:space="preserve">Figure </w:t>
+                        </w:r>
+                        <w:r>
+                          <w:rPr>
+                            <w:i w:val="0"/>
+                            <w:iCs w:val="0"/>
+                          </w:rPr>
+                          <w:fldChar w:fldCharType="begin"/>
+                        </w:r>
+                        <w:r>
+                          <w:rPr>
+                            <w:i w:val="0"/>
+                            <w:iCs w:val="0"/>
+                          </w:rPr>
+                          <w:instrText xml:space="preserve"> SEQ Figure \* ARABIC </w:instrText>
+                        </w:r>
+                        <w:r>
+                          <w:rPr>
+                            <w:i w:val="0"/>
+                            <w:iCs w:val="0"/>
+                          </w:rPr>
+                          <w:fldChar w:fldCharType="separate"/>
+                        </w:r>
+                        <w:r>
+                          <w:rPr>
+                            <w:i w:val="0"/>
+                            <w:iCs w:val="0"/>
+                            <w:noProof/>
+                          </w:rPr>
+                          <w:t>4</w:t>
+                        </w:r>
+                        <w:r>
+                          <w:rPr>
+                            <w:i w:val="0"/>
+                            <w:iCs w:val="0"/>
+                          </w:rPr>
+                          <w:fldChar w:fldCharType="end"/>
+                        </w:r>
+                        <w:bookmarkEnd w:id="7"/>
+                        <w:r>
+                          <w:rPr>
+                            <w:i w:val="0"/>
+                            <w:iCs w:val="0"/>
+                          </w:rPr>
+                          <w:t>: t-SNE + K-means Label Solution</w:t>
+                        </w:r>
+                      </w:p>
+                      <w:p/>
+                    </w:txbxContent>
+                  </v:textbox>
                 </v:shape>
-                <w10:anchorlock/>
+                <w10:wrap type="square"/>
               </v:group>
             </w:pict>
           </mc:Fallback>
         </mc:AlternateContent>
+      </w:r>
+      <w:r>
+        <w:t xml:space="preserve">After performing the t-SNE and applying K-means clustering for labeling, the resulting labels achieved an ARI of </w:t>
+      </w:r>
+      <w:r>
+        <w:t>0.092</w:t>
+      </w:r>
+      <w:r>
+        <w:t>8</w:t>
+      </w:r>
+      <w:r>
+        <w:t xml:space="preserve"> and a Silhouette score of </w:t>
+      </w:r>
+      <w:r>
+        <w:t>0.36</w:t>
+      </w:r>
+      <w:r>
+        <w:t>4</w:t>
+      </w:r>
+      <w:r>
+        <w:t xml:space="preserve">. The Silhouette score </w:t>
+      </w:r>
+      <w:r>
+        <w:t xml:space="preserve">indicates that the K-means clustering is able to find a decent geometry for the K-means clustering within the embedding space. From the ARI scores, there is very little significance </w:t>
+      </w:r>
+      <w:r>
+        <w:lastRenderedPageBreak/>
+        <w:t xml:space="preserve">in the K-means clustering concerning the </w:t>
+      </w:r>
+      <w:r>
+        <w:t xml:space="preserve">true labeling of nodes. Instead, the near zero ARI indicates the K-means labeling solution is little better than random chance. </w:t>
+      </w:r>
+      <w:r>
+        <w:t xml:space="preserve">These scores reveal that the 2-component t-SNE embedding is, at best, a </w:t>
+      </w:r>
+      <w:r>
+        <w:t>somewhat</w:t>
+      </w:r>
+      <w:r>
+        <w:t xml:space="preserve"> decent</w:t>
+      </w:r>
+      <w:r>
+        <w:t xml:space="preserve"> selection of an embedding space selection with which to apply K-means.</w:t>
+      </w:r>
+      <w:r>
+        <w:t xml:space="preserve"> </w:t>
+      </w:r>
+      <w:r>
+        <w:fldChar w:fldCharType="begin"/>
+      </w:r>
+      <w:r>
+        <w:instrText xml:space="preserve"> REF _Ref227941597 \h </w:instrText>
+      </w:r>
+      <w:r>
+        <w:fldChar w:fldCharType="separate"/>
+      </w:r>
+      <w:r>
+        <w:rPr>
+          <w:i/>
+          <w:iCs/>
+        </w:rPr>
+        <w:t xml:space="preserve">Figure </w:t>
+      </w:r>
+      <w:r>
+        <w:rPr>
+          <w:i/>
+          <w:iCs/>
+          <w:noProof/>
+        </w:rPr>
+        <w:t>4</w:t>
+      </w:r>
+      <w:r>
+        <w:fldChar w:fldCharType="end"/>
+      </w:r>
+      <w:r>
+        <w:t xml:space="preserve"> </w:t>
+      </w:r>
+      <w:r>
+        <w:t xml:space="preserve">shows the true labels of nodes and the </w:t>
+      </w:r>
+      <w:r>
+        <w:t xml:space="preserve">node labels according to the </w:t>
+      </w:r>
+      <w:r>
+        <w:t>K-means</w:t>
+      </w:r>
+      <w:r>
+        <w:t xml:space="preserve"> solution</w:t>
+      </w:r>
+      <w:r>
+        <w:t xml:space="preserve">. </w:t>
+      </w:r>
+      <w:r>
+        <w:t xml:space="preserve">These nodes just aren’t well neatly grouped within the embedding space. Instead, they are well mixed. </w:t>
+      </w:r>
+      <w:r>
+        <w:t>Either a higher</w:t>
+      </w:r>
+      <w:r>
+        <w:t xml:space="preserve"> </w:t>
+      </w:r>
+      <w:r>
+        <w:t>dimensional embedding may be needed</w:t>
+      </w:r>
+      <w:r>
+        <w:t>,</w:t>
+      </w:r>
+      <w:r>
+        <w:t xml:space="preserve"> or </w:t>
+      </w:r>
+      <w:r>
+        <w:t>a different clustering technique</w:t>
+      </w:r>
+      <w:r>
+        <w:t xml:space="preserve"> could be used</w:t>
+      </w:r>
+      <w:r>
+        <w:t xml:space="preserve">. </w:t>
       </w:r>
     </w:p>
     <w:p>
@@ -1344,69 +1846,19 @@
         <w:pStyle w:val="Heading2"/>
       </w:pPr>
       <w:r>
-        <w:lastRenderedPageBreak/>
-        <w:t>Denoised Signal</w:t>
-      </w:r>
-    </w:p>
-    <w:p>
-      <w:pPr>
-        <w:jc w:val="center"/>
-      </w:pPr>
-      <w:r>
-        <w:rPr>
-          <w:noProof/>
-        </w:rPr>
-        <w:drawing>
-          <wp:inline distT="0" distB="0" distL="0" distR="0" wp14:anchorId="76C456CB" wp14:editId="4327402C">
-            <wp:extent cx="4140200" cy="4140200"/>
-            <wp:effectExtent l="0" t="0" r="0" b="0"/>
-            <wp:docPr id="1046175593" name="Picture 1"/>
-            <wp:cNvGraphicFramePr>
-              <a:graphicFrameLocks xmlns:a="http://schemas.openxmlformats.org/drawingml/2006/main" noChangeAspect="1"/>
-            </wp:cNvGraphicFramePr>
-            <a:graphic xmlns:a="http://schemas.openxmlformats.org/drawingml/2006/main">
-              <a:graphicData uri="http://schemas.openxmlformats.org/drawingml/2006/picture">
-                <pic:pic xmlns:pic="http://schemas.openxmlformats.org/drawingml/2006/picture">
-                  <pic:nvPicPr>
-                    <pic:cNvPr id="1046175593" name=""/>
-                    <pic:cNvPicPr/>
-                  </pic:nvPicPr>
-                  <pic:blipFill>
-                    <a:blip r:embed="rId18"/>
-                    <a:stretch>
-                      <a:fillRect/>
-                    </a:stretch>
-                  </pic:blipFill>
-                  <pic:spPr>
-                    <a:xfrm>
-                      <a:off x="0" y="0"/>
-                      <a:ext cx="4140200" cy="4140200"/>
-                    </a:xfrm>
-                    <a:prstGeom prst="rect">
-                      <a:avLst/>
-                    </a:prstGeom>
-                  </pic:spPr>
-                </pic:pic>
-              </a:graphicData>
-            </a:graphic>
-          </wp:inline>
-        </w:drawing>
-      </w:r>
-    </w:p>
-    <w:p>
-      <w:pPr>
-        <w:pStyle w:val="Heading1"/>
-      </w:pPr>
-      <w:r>
-        <w:t>Question 3.</w:t>
-      </w:r>
-    </w:p>
-    <w:p>
-      <w:pPr>
-        <w:pStyle w:val="Heading2"/>
-      </w:pPr>
-      <w:r>
-        <w:t>Training Loss</w:t>
+        <w:t xml:space="preserve">Ring </w:t>
+      </w:r>
+      <w:r>
+        <w:t>Si</w:t>
+      </w:r>
+      <w:r>
+        <w:t>gn</w:t>
+      </w:r>
+      <w:r>
+        <w:t xml:space="preserve">al </w:t>
+      </w:r>
+      <w:r>
+        <w:t>Denoising</w:t>
       </w:r>
     </w:p>
     <w:p>
@@ -1415,10 +1867,625 @@
         <w:jc w:val="both"/>
       </w:pPr>
       <w:r>
+        <w:rPr>
+          <w:noProof/>
+        </w:rPr>
+        <mc:AlternateContent>
+          <mc:Choice Requires="wpg">
+            <w:drawing>
+              <wp:anchor distT="0" distB="0" distL="114300" distR="114300" simplePos="0" relativeHeight="251661312" behindDoc="0" locked="0" layoutInCell="1" allowOverlap="1" wp14:anchorId="487A394C" wp14:editId="12BC6B6D">
+                <wp:simplePos x="0" y="0"/>
+                <wp:positionH relativeFrom="column">
+                  <wp:posOffset>0</wp:posOffset>
+                </wp:positionH>
+                <wp:positionV relativeFrom="paragraph">
+                  <wp:posOffset>1396651</wp:posOffset>
+                </wp:positionV>
+                <wp:extent cx="5935980" cy="2498350"/>
+                <wp:effectExtent l="0" t="0" r="7620" b="0"/>
+                <wp:wrapTopAndBottom/>
+                <wp:docPr id="134267202" name="Group 5"/>
+                <wp:cNvGraphicFramePr/>
+                <a:graphic xmlns:a="http://schemas.openxmlformats.org/drawingml/2006/main">
+                  <a:graphicData uri="http://schemas.microsoft.com/office/word/2010/wordprocessingGroup">
+                    <wpg:wgp>
+                      <wpg:cNvGrpSpPr/>
+                      <wpg:grpSpPr>
+                        <a:xfrm>
+                          <a:off x="0" y="0"/>
+                          <a:ext cx="5935980" cy="2498350"/>
+                          <a:chOff x="0" y="0"/>
+                          <a:chExt cx="5935980" cy="2498350"/>
+                        </a:xfrm>
+                      </wpg:grpSpPr>
+                      <wpg:grpSp>
+                        <wpg:cNvPr id="1031684515" name="Group 3"/>
+                        <wpg:cNvGrpSpPr/>
+                        <wpg:grpSpPr>
+                          <a:xfrm>
+                            <a:off x="0" y="0"/>
+                            <a:ext cx="5935980" cy="2292985"/>
+                            <a:chOff x="0" y="0"/>
+                            <a:chExt cx="5935980" cy="2292985"/>
+                          </a:xfrm>
+                        </wpg:grpSpPr>
+                        <pic:pic xmlns:pic="http://schemas.openxmlformats.org/drawingml/2006/picture">
+                          <pic:nvPicPr>
+                            <pic:cNvPr id="391722914" name="Picture 1"/>
+                            <pic:cNvPicPr>
+                              <a:picLocks noChangeAspect="1"/>
+                            </pic:cNvPicPr>
+                          </pic:nvPicPr>
+                          <pic:blipFill>
+                            <a:blip r:embed="rId15">
+                              <a:extLst>
+                                <a:ext uri="{28A0092B-C50C-407E-A947-70E740481C1C}">
+                                  <a14:useLocalDpi xmlns:a14="http://schemas.microsoft.com/office/drawing/2010/main" val="0"/>
+                                </a:ext>
+                              </a:extLst>
+                            </a:blip>
+                            <a:stretch>
+                              <a:fillRect/>
+                            </a:stretch>
+                          </pic:blipFill>
+                          <pic:spPr>
+                            <a:xfrm>
+                              <a:off x="0" y="0"/>
+                              <a:ext cx="2926080" cy="2292985"/>
+                            </a:xfrm>
+                            <a:prstGeom prst="rect">
+                              <a:avLst/>
+                            </a:prstGeom>
+                          </pic:spPr>
+                        </pic:pic>
+                        <pic:pic xmlns:pic="http://schemas.openxmlformats.org/drawingml/2006/picture">
+                          <pic:nvPicPr>
+                            <pic:cNvPr id="400829053" name="Picture 1"/>
+                            <pic:cNvPicPr>
+                              <a:picLocks noChangeAspect="1"/>
+                            </pic:cNvPicPr>
+                          </pic:nvPicPr>
+                          <pic:blipFill>
+                            <a:blip r:embed="rId16">
+                              <a:extLst>
+                                <a:ext uri="{28A0092B-C50C-407E-A947-70E740481C1C}">
+                                  <a14:useLocalDpi xmlns:a14="http://schemas.microsoft.com/office/drawing/2010/main" val="0"/>
+                                </a:ext>
+                              </a:extLst>
+                            </a:blip>
+                            <a:stretch>
+                              <a:fillRect/>
+                            </a:stretch>
+                          </pic:blipFill>
+                          <pic:spPr>
+                            <a:xfrm>
+                              <a:off x="3009900" y="88900"/>
+                              <a:ext cx="2926080" cy="2195195"/>
+                            </a:xfrm>
+                            <a:prstGeom prst="rect">
+                              <a:avLst/>
+                            </a:prstGeom>
+                          </pic:spPr>
+                        </pic:pic>
+                      </wpg:grpSp>
+                      <wps:wsp>
+                        <wps:cNvPr id="1533504917" name="Text Box 1"/>
+                        <wps:cNvSpPr txBox="1"/>
+                        <wps:spPr>
+                          <a:xfrm>
+                            <a:off x="0" y="2350395"/>
+                            <a:ext cx="5935980" cy="147955"/>
+                          </a:xfrm>
+                          <a:prstGeom prst="rect">
+                            <a:avLst/>
+                          </a:prstGeom>
+                          <a:solidFill>
+                            <a:prstClr val="white"/>
+                          </a:solidFill>
+                          <a:ln>
+                            <a:noFill/>
+                          </a:ln>
+                        </wps:spPr>
+                        <wps:txbx>
+                          <w:txbxContent>
+                            <w:p>
+                              <w:pPr>
+                                <w:pStyle w:val="Caption"/>
+                                <w:jc w:val="center"/>
+                                <w:rPr>
+                                  <w:i w:val="0"/>
+                                  <w:iCs w:val="0"/>
+                                  <w:noProof/>
+                                </w:rPr>
+                              </w:pPr>
+                              <w:r>
+                                <w:rPr>
+                                  <w:i w:val="0"/>
+                                  <w:iCs w:val="0"/>
+                                </w:rPr>
+                                <w:t xml:space="preserve">Figure </w:t>
+                              </w:r>
+                              <w:r>
+                                <w:rPr>
+                                  <w:i w:val="0"/>
+                                  <w:iCs w:val="0"/>
+                                </w:rPr>
+                                <w:fldChar w:fldCharType="begin"/>
+                              </w:r>
+                              <w:r>
+                                <w:rPr>
+                                  <w:i w:val="0"/>
+                                  <w:iCs w:val="0"/>
+                                </w:rPr>
+                                <w:instrText xml:space="preserve"> SEQ Figure \* ARABIC </w:instrText>
+                              </w:r>
+                              <w:r>
+                                <w:rPr>
+                                  <w:i w:val="0"/>
+                                  <w:iCs w:val="0"/>
+                                </w:rPr>
+                                <w:fldChar w:fldCharType="separate"/>
+                              </w:r>
+                              <w:r>
+                                <w:rPr>
+                                  <w:i w:val="0"/>
+                                  <w:iCs w:val="0"/>
+                                  <w:noProof/>
+                                </w:rPr>
+                                <w:t>5</w:t>
+                              </w:r>
+                              <w:r>
+                                <w:rPr>
+                                  <w:i w:val="0"/>
+                                  <w:iCs w:val="0"/>
+                                </w:rPr>
+                                <w:fldChar w:fldCharType="end"/>
+                              </w:r>
+                              <w:r>
+                                <w:rPr>
+                                  <w:i w:val="0"/>
+                                  <w:iCs w:val="0"/>
+                                </w:rPr>
+                                <w:t>: Noisy Signal Results</w:t>
+                              </w:r>
+                            </w:p>
+                          </w:txbxContent>
+                        </wps:txbx>
+                        <wps:bodyPr rot="0" spcFirstLastPara="0" vertOverflow="overflow" horzOverflow="overflow" vert="horz" wrap="square" lIns="0" tIns="0" rIns="0" bIns="0" numCol="1" spcCol="0" rtlCol="0" fromWordArt="0" anchor="t" anchorCtr="0" forceAA="0" compatLnSpc="1">
+                          <a:prstTxWarp prst="textNoShape">
+                            <a:avLst/>
+                          </a:prstTxWarp>
+                          <a:noAutofit/>
+                        </wps:bodyPr>
+                      </wps:wsp>
+                    </wpg:wgp>
+                  </a:graphicData>
+                </a:graphic>
+              </wp:anchor>
+            </w:drawing>
+          </mc:Choice>
+          <mc:Fallback>
+            <w:pict>
+              <v:group w14:anchorId="487A394C" id="Group 5" o:spid="_x0000_s1038" style="position:absolute;left:0;text-align:left;margin-left:0;margin-top:109.95pt;width:467.4pt;height:196.7pt;z-index:251661312;mso-position-horizontal-relative:text;mso-position-vertical-relative:text" coordsize="59359,24983" o:gfxdata="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">
+                <v:group id="Group 3" o:spid="_x0000_s1039" style="position:absolute;width:59359;height:22929" coordsize="59359,22929" o:gfxdata="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">
+                  <v:shape id="Picture 1" o:spid="_x0000_s1040" type="#_x0000_t75" style="position:absolute;width:29260;height:22929;visibility:visible;mso-wrap-style:square" o:gfxdata="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">
+                    <v:imagedata r:id="rId17" o:title=""/>
+                  </v:shape>
+                  <v:shape id="Picture 1" o:spid="_x0000_s1041" type="#_x0000_t75" style="position:absolute;left:30099;top:889;width:29260;height:21951;visibility:visible;mso-wrap-style:square" o:gfxdata="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">
+                    <v:imagedata r:id="rId18" o:title=""/>
+                  </v:shape>
+                </v:group>
+                <v:shape id="Text Box 1" o:spid="_x0000_s1042" type="#_x0000_t202" style="position:absolute;top:23503;width:59359;height:1480;visibility:visible;mso-wrap-style:square;v-text-anchor:top" o:gfxdata="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" stroked="f">
+                  <v:textbox inset="0,0,0,0">
+                    <w:txbxContent>
+                      <w:p>
+                        <w:pPr>
+                          <w:pStyle w:val="Caption"/>
+                          <w:jc w:val="center"/>
+                          <w:rPr>
+                            <w:i w:val="0"/>
+                            <w:iCs w:val="0"/>
+                            <w:noProof/>
+                          </w:rPr>
+                        </w:pPr>
+                        <w:r>
+                          <w:rPr>
+                            <w:i w:val="0"/>
+                            <w:iCs w:val="0"/>
+                          </w:rPr>
+                          <w:t xml:space="preserve">Figure </w:t>
+                        </w:r>
+                        <w:r>
+                          <w:rPr>
+                            <w:i w:val="0"/>
+                            <w:iCs w:val="0"/>
+                          </w:rPr>
+                          <w:fldChar w:fldCharType="begin"/>
+                        </w:r>
+                        <w:r>
+                          <w:rPr>
+                            <w:i w:val="0"/>
+                            <w:iCs w:val="0"/>
+                          </w:rPr>
+                          <w:instrText xml:space="preserve"> SEQ Figure \* ARABIC </w:instrText>
+                        </w:r>
+                        <w:r>
+                          <w:rPr>
+                            <w:i w:val="0"/>
+                            <w:iCs w:val="0"/>
+                          </w:rPr>
+                          <w:fldChar w:fldCharType="separate"/>
+                        </w:r>
+                        <w:r>
+                          <w:rPr>
+                            <w:i w:val="0"/>
+                            <w:iCs w:val="0"/>
+                            <w:noProof/>
+                          </w:rPr>
+                          <w:t>5</w:t>
+                        </w:r>
+                        <w:r>
+                          <w:rPr>
+                            <w:i w:val="0"/>
+                            <w:iCs w:val="0"/>
+                          </w:rPr>
+                          <w:fldChar w:fldCharType="end"/>
+                        </w:r>
+                        <w:r>
+                          <w:rPr>
+                            <w:i w:val="0"/>
+                            <w:iCs w:val="0"/>
+                          </w:rPr>
+                          <w:t>: Noisy Signal Results</w:t>
+                        </w:r>
+                      </w:p>
+                    </w:txbxContent>
+                  </v:textbox>
+                </v:shape>
+                <w10:wrap type="topAndBottom"/>
+              </v:group>
+            </w:pict>
+          </mc:Fallback>
+        </mc:AlternateContent>
+      </w:r>
+      <w:r>
+        <w:t xml:space="preserve">The noisy signal in the Ring graph and its spectral content are shown below. </w:t>
+      </w:r>
+      <w:r>
+        <w:t>Low frequency content is prominent</w:t>
+      </w:r>
+      <w:r>
+        <w:t xml:space="preserve"> due to the construction of the original signal. </w:t>
+      </w:r>
+      <w:r>
+        <w:t xml:space="preserve">The variation in random noise is represented in the signal by high frequency components. </w:t>
+      </w:r>
+      <w:r>
+        <w:t xml:space="preserve">The original signal was constructed with periodic functions, but many of the node values </w:t>
+      </w:r>
+      <w:r>
+        <w:t>show</w:t>
+      </w:r>
+      <w:r>
+        <w:t xml:space="preserve"> large deviations from periodic behavior. </w:t>
+      </w:r>
+      <w:r>
+        <w:t>Instead, there</w:t>
+      </w:r>
+      <w:r>
+        <w:t xml:space="preserve"> </w:t>
+      </w:r>
+      <w:r>
+        <w:t xml:space="preserve">are large swings such as from 1.5 to 1.0 or -1.5 to -2.5 and back.  </w:t>
+      </w:r>
+    </w:p>
+    <w:p>
+      <w:pPr>
+        <w:pStyle w:val="Heading2"/>
+      </w:pPr>
+      <w:r>
+        <w:t>Denoised Signal</w:t>
+      </w:r>
+    </w:p>
+    <w:p>
+      <w:pPr>
+        <w:jc w:val="both"/>
+      </w:pPr>
+      <w:r>
+        <w:tab/>
+      </w:r>
+      <w:r>
+        <w:t xml:space="preserve">Compared to the noisy signal, the filtered and denoised signal has a much more prominent periodic component present. </w:t>
+      </w:r>
+      <w:r>
+        <w:fldChar w:fldCharType="begin"/>
+      </w:r>
+      <w:r>
+        <w:instrText xml:space="preserve"> REF _Ref227924748 \h </w:instrText>
+      </w:r>
+      <w:r>
+        <w:fldChar w:fldCharType="separate"/>
+      </w:r>
+      <w:r>
+        <w:t xml:space="preserve">Figure </w:t>
+      </w:r>
+      <w:r>
+        <w:rPr>
+          <w:noProof/>
+        </w:rPr>
+        <w:t>6</w:t>
+      </w:r>
+      <w:r>
+        <w:fldChar w:fldCharType="end"/>
+      </w:r>
+      <w:r>
+        <w:t xml:space="preserve"> shows the results of applying a low-pass filter to the graph signal. </w:t>
+      </w:r>
+      <w:r>
+        <w:t xml:space="preserve">The frequency content for larger graph frequencies has been greatly reduced. </w:t>
+      </w:r>
+      <w:r>
+        <w:t xml:space="preserve">In attenuating the high frequency signal components, the low-pass filter </w:t>
+      </w:r>
+      <w:r>
+        <w:rPr>
+          <w:noProof/>
+        </w:rPr>
+        <w:lastRenderedPageBreak/>
+        <mc:AlternateContent>
+          <mc:Choice Requires="wpi">
+            <w:drawing>
+              <wp:anchor distT="0" distB="0" distL="114300" distR="114300" simplePos="0" relativeHeight="251666432" behindDoc="0" locked="0" layoutInCell="1" allowOverlap="1" wp14:anchorId="4719E6C9" wp14:editId="6959D8A6">
+                <wp:simplePos x="0" y="0"/>
+                <wp:positionH relativeFrom="column">
+                  <wp:posOffset>3981890</wp:posOffset>
+                </wp:positionH>
+                <wp:positionV relativeFrom="paragraph">
+                  <wp:posOffset>2425912</wp:posOffset>
+                </wp:positionV>
+                <wp:extent cx="360" cy="360"/>
+                <wp:effectExtent l="133350" t="133350" r="95250" b="133350"/>
+                <wp:wrapNone/>
+                <wp:docPr id="300103250" name="Ink 11"/>
+                <wp:cNvGraphicFramePr/>
+                <a:graphic xmlns:a="http://schemas.openxmlformats.org/drawingml/2006/main">
+                  <a:graphicData uri="http://schemas.microsoft.com/office/word/2010/wordprocessingInk">
+                    <w14:contentPart bwMode="auto" r:id="rId19">
+                      <w14:nvContentPartPr>
+                        <w14:cNvContentPartPr/>
+                      </w14:nvContentPartPr>
+                      <w14:xfrm>
+                        <a:off x="0" y="0"/>
+                        <a:ext cx="360" cy="360"/>
+                      </w14:xfrm>
+                    </w14:contentPart>
+                  </a:graphicData>
+                </a:graphic>
+              </wp:anchor>
+            </w:drawing>
+          </mc:Choice>
+          <mc:Fallback>
+            <w:pict>
+              <v:shape w14:anchorId="01C82810" id="Ink 11" o:spid="_x0000_s1026" type="#_x0000_t75" style="position:absolute;margin-left:308.6pt;margin-top:186.05pt;width:9.95pt;height:9.95pt;z-index:251666432;visibility:visible;mso-wrap-style:square;mso-wrap-distance-left:9pt;mso-wrap-distance-top:0;mso-wrap-distance-right:9pt;mso-wrap-distance-bottom:0;mso-position-horizontal:absolute;mso-position-horizontal-relative:text;mso-position-vertical:absolute;mso-position-vertical-relative:text" o:gfxdata="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">
+                <v:imagedata r:id="rId20" o:title=""/>
+              </v:shape>
+            </w:pict>
+          </mc:Fallback>
+        </mc:AlternateContent>
+      </w:r>
+      <w:r>
+        <w:t xml:space="preserve">significantly reduces, but does not </w:t>
+      </w:r>
+      <w:r>
+        <w:t>eliminate</w:t>
+      </w:r>
+      <w:r>
+        <w:t>, the contribution of random noise to the</w:t>
+      </w:r>
+      <w:r>
+        <w:t xml:space="preserve"> </w:t>
+      </w:r>
+      <w:r>
+        <w:t xml:space="preserve">graph signal. </w:t>
+      </w:r>
+      <w:r>
+        <w:rPr>
+          <w:noProof/>
+        </w:rPr>
+        <mc:AlternateContent>
+          <mc:Choice Requires="wpg">
+            <w:drawing>
+              <wp:anchor distT="0" distB="0" distL="114300" distR="114300" simplePos="0" relativeHeight="251665408" behindDoc="0" locked="0" layoutInCell="1" allowOverlap="1" wp14:anchorId="123B3B0D" wp14:editId="6171E48D">
+                <wp:simplePos x="0" y="0"/>
+                <wp:positionH relativeFrom="column">
+                  <wp:posOffset>0</wp:posOffset>
+                </wp:positionH>
+                <wp:positionV relativeFrom="paragraph">
+                  <wp:posOffset>0</wp:posOffset>
+                </wp:positionV>
+                <wp:extent cx="5943600" cy="2688021"/>
+                <wp:effectExtent l="0" t="0" r="0" b="0"/>
+                <wp:wrapTopAndBottom/>
+                <wp:docPr id="917635296" name="Group 6"/>
+                <wp:cNvGraphicFramePr/>
+                <a:graphic xmlns:a="http://schemas.openxmlformats.org/drawingml/2006/main">
+                  <a:graphicData uri="http://schemas.microsoft.com/office/word/2010/wordprocessingGroup">
+                    <wpg:wgp>
+                      <wpg:cNvGrpSpPr/>
+                      <wpg:grpSpPr>
+                        <a:xfrm>
+                          <a:off x="0" y="0"/>
+                          <a:ext cx="5943600" cy="2688021"/>
+                          <a:chOff x="0" y="0"/>
+                          <a:chExt cx="5943600" cy="2688021"/>
+                        </a:xfrm>
+                      </wpg:grpSpPr>
+                      <pic:pic xmlns:pic="http://schemas.openxmlformats.org/drawingml/2006/picture">
+                        <pic:nvPicPr>
+                          <pic:cNvPr id="2055494717" name="Picture 1"/>
+                          <pic:cNvPicPr>
+                            <a:picLocks noChangeAspect="1"/>
+                          </pic:cNvPicPr>
+                        </pic:nvPicPr>
+                        <pic:blipFill>
+                          <a:blip r:embed="rId21">
+                            <a:extLst>
+                              <a:ext uri="{28A0092B-C50C-407E-A947-70E740481C1C}">
+                                <a14:useLocalDpi xmlns:a14="http://schemas.microsoft.com/office/drawing/2010/main" val="0"/>
+                              </a:ext>
+                            </a:extLst>
+                          </a:blip>
+                          <a:stretch>
+                            <a:fillRect/>
+                          </a:stretch>
+                        </pic:blipFill>
+                        <pic:spPr>
+                          <a:xfrm>
+                            <a:off x="0" y="0"/>
+                            <a:ext cx="5943600" cy="2449195"/>
+                          </a:xfrm>
+                          <a:prstGeom prst="rect">
+                            <a:avLst/>
+                          </a:prstGeom>
+                        </pic:spPr>
+                      </pic:pic>
+                      <wps:wsp>
+                        <wps:cNvPr id="1206394345" name="Text Box 1"/>
+                        <wps:cNvSpPr txBox="1"/>
+                        <wps:spPr>
+                          <a:xfrm>
+                            <a:off x="0" y="2506717"/>
+                            <a:ext cx="5943600" cy="181304"/>
+                          </a:xfrm>
+                          <a:prstGeom prst="rect">
+                            <a:avLst/>
+                          </a:prstGeom>
+                          <a:solidFill>
+                            <a:prstClr val="white"/>
+                          </a:solidFill>
+                          <a:ln>
+                            <a:noFill/>
+                          </a:ln>
+                        </wps:spPr>
+                        <wps:txbx>
+                          <w:txbxContent>
+                            <w:p>
+                              <w:pPr>
+                                <w:pStyle w:val="Caption"/>
+                                <w:jc w:val="center"/>
+                              </w:pPr>
+                              <w:bookmarkStart w:id="8" w:name="_Ref227924748"/>
+                              <w:r>
+                                <w:t xml:space="preserve">Figure </w:t>
+                              </w:r>
+                              <w:fldSimple w:instr=" SEQ Figure \* ARABIC ">
+                                <w:r>
+                                  <w:rPr>
+                                    <w:noProof/>
+                                  </w:rPr>
+                                  <w:t>6</w:t>
+                                </w:r>
+                              </w:fldSimple>
+                              <w:bookmarkEnd w:id="8"/>
+                              <w:r>
+                                <w:t>: Denoised Results</w:t>
+                              </w:r>
+                            </w:p>
+                          </w:txbxContent>
+                        </wps:txbx>
+                        <wps:bodyPr rot="0" spcFirstLastPara="0" vertOverflow="overflow" horzOverflow="overflow" vert="horz" wrap="square" lIns="0" tIns="0" rIns="0" bIns="0" numCol="1" spcCol="0" rtlCol="0" fromWordArt="0" anchor="t" anchorCtr="0" forceAA="0" compatLnSpc="1">
+                          <a:prstTxWarp prst="textNoShape">
+                            <a:avLst/>
+                          </a:prstTxWarp>
+                          <a:noAutofit/>
+                        </wps:bodyPr>
+                      </wps:wsp>
+                    </wpg:wgp>
+                  </a:graphicData>
+                </a:graphic>
+              </wp:anchor>
+            </w:drawing>
+          </mc:Choice>
+          <mc:Fallback>
+            <w:pict>
+              <v:group w14:anchorId="123B3B0D" id="Group 6" o:spid="_x0000_s1043" style="position:absolute;left:0;text-align:left;margin-left:0;margin-top:0;width:468pt;height:211.65pt;z-index:251665408;mso-position-horizontal-relative:text;mso-position-vertical-relative:text" coordsize="59436,26880" o:gfxdata="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">
+                <v:shape id="Picture 1" o:spid="_x0000_s1044" type="#_x0000_t75" style="position:absolute;width:59436;height:24491;visibility:visible;mso-wrap-style:square" o:gfxdata="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">
+                  <v:imagedata r:id="rId22" o:title=""/>
+                </v:shape>
+                <v:shape id="Text Box 1" o:spid="_x0000_s1045" type="#_x0000_t202" style="position:absolute;top:25067;width:59436;height:1813;visibility:visible;mso-wrap-style:square;v-text-anchor:top" o:gfxdata="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" stroked="f">
+                  <v:textbox inset="0,0,0,0">
+                    <w:txbxContent>
+                      <w:p>
+                        <w:pPr>
+                          <w:pStyle w:val="Caption"/>
+                          <w:jc w:val="center"/>
+                        </w:pPr>
+                        <w:bookmarkStart w:id="9" w:name="_Ref227924748"/>
+                        <w:r>
+                          <w:t xml:space="preserve">Figure </w:t>
+                        </w:r>
+                        <w:fldSimple w:instr=" SEQ Figure \* ARABIC ">
+                          <w:r>
+                            <w:rPr>
+                              <w:noProof/>
+                            </w:rPr>
+                            <w:t>6</w:t>
+                          </w:r>
+                        </w:fldSimple>
+                        <w:bookmarkEnd w:id="9"/>
+                        <w:r>
+                          <w:t>: Denoised Results</w:t>
+                        </w:r>
+                      </w:p>
+                    </w:txbxContent>
+                  </v:textbox>
+                </v:shape>
+                <w10:wrap type="topAndBottom"/>
+              </v:group>
+            </w:pict>
+          </mc:Fallback>
+        </mc:AlternateContent>
+      </w:r>
+    </w:p>
+    <w:p>
+      <w:pPr>
+        <w:pStyle w:val="Heading1"/>
+      </w:pPr>
+      <w:r>
+        <w:t>Question 3.</w:t>
+      </w:r>
+    </w:p>
+    <w:p>
+      <w:pPr>
+        <w:pStyle w:val="Heading2"/>
+      </w:pPr>
+      <w:r>
+        <w:t>Training Loss</w:t>
+      </w:r>
+    </w:p>
+    <w:p>
+      <w:pPr>
+        <w:ind w:firstLine="720"/>
+        <w:jc w:val="both"/>
+        <w:rPr>
+          <w:b/>
+          <w:bCs/>
+        </w:rPr>
+      </w:pPr>
+      <w:r>
         <w:t xml:space="preserve">The plot below shows the training loss across 200 training epochs. The training loss shows a steep decline towards zero, followed by a plateau at lower magnitudes. </w:t>
       </w:r>
       <w:r>
-        <w:t xml:space="preserve">It seems that most improvements are made in early epochs. At later epochs, the model is making incremental improvements. </w:t>
+        <w:t>The model starts off with roughly uniform statistical likelihood for node labels.</w:t>
+      </w:r>
+      <w:r>
+        <w:t xml:space="preserve"> </w:t>
+      </w:r>
+      <w:r>
+        <w:t>It seems that most improvements are made in early epochs. At later epochs, the model is making incremental improvements</w:t>
+      </w:r>
+      <w:r>
+        <w:t xml:space="preserve">. </w:t>
       </w:r>
     </w:p>
     <w:p>
@@ -1429,11 +2496,10 @@
         <w:rPr>
           <w:noProof/>
         </w:rPr>
-        <w:lastRenderedPageBreak/>
         <w:drawing>
-          <wp:inline distT="0" distB="0" distL="0" distR="0" wp14:anchorId="2C87CC5B" wp14:editId="70B798BF">
-            <wp:extent cx="5486400" cy="4333875"/>
-            <wp:effectExtent l="0" t="0" r="0" b="9525"/>
+          <wp:inline distT="0" distB="0" distL="0" distR="0" wp14:anchorId="2C87CC5B" wp14:editId="62F74F8F">
+            <wp:extent cx="3200400" cy="2528094"/>
+            <wp:effectExtent l="0" t="0" r="0" b="5715"/>
             <wp:docPr id="2142979462" name="Picture 1"/>
             <wp:cNvGraphicFramePr>
               <a:graphicFrameLocks xmlns:a="http://schemas.openxmlformats.org/drawingml/2006/main" noChangeAspect="1"/>
@@ -1446,7 +2512,7 @@
                     <pic:cNvPicPr/>
                   </pic:nvPicPr>
                   <pic:blipFill>
-                    <a:blip r:embed="rId19"/>
+                    <a:blip r:embed="rId23"/>
                     <a:stretch>
                       <a:fillRect/>
                     </a:stretch>
@@ -1454,7 +2520,7 @@
                   <pic:spPr>
                     <a:xfrm>
                       <a:off x="0" y="0"/>
-                      <a:ext cx="5486400" cy="4333875"/>
+                      <a:ext cx="3200400" cy="2528094"/>
                     </a:xfrm>
                     <a:prstGeom prst="rect">
                       <a:avLst/>
@@ -1472,6 +2538,7 @@
         <w:pStyle w:val="Heading2"/>
       </w:pPr>
       <w:r>
+        <w:lastRenderedPageBreak/>
         <w:t>Model Evaluations</w:t>
       </w:r>
     </w:p>
@@ -1481,7 +2548,15 @@
         <w:jc w:val="both"/>
       </w:pPr>
       <w:r>
-        <w:t>The plot below shows the node labels according to the Cora dataset, the labels as predicted by the GCN, and the disagreement between the two</w:t>
+        <w:t xml:space="preserve">The plot below shows the node labels according to the Cora dataset, the labels as predicted by the </w:t>
+      </w:r>
+      <w:proofErr w:type="spellStart"/>
+      <w:r>
+        <w:t>ChebNet</w:t>
+      </w:r>
+      <w:proofErr w:type="spellEnd"/>
+      <w:r>
+        <w:t>, and the disagreement between the two</w:t>
       </w:r>
       <w:r>
         <w:t xml:space="preserve"> values. The </w:t>
@@ -1490,7 +2565,19 @@
         <w:t>smaller</w:t>
       </w:r>
       <w:r>
-        <w:t xml:space="preserve"> blue nodes are nodes for which labels that disagree. </w:t>
+        <w:t xml:space="preserve"> blue nodes are nodes</w:t>
+      </w:r>
+      <w:r>
+        <w:t xml:space="preserve"> for which the</w:t>
+      </w:r>
+      <w:r>
+        <w:t xml:space="preserve"> labels </w:t>
+      </w:r>
+      <w:r>
+        <w:t>agree</w:t>
+      </w:r>
+      <w:r>
+        <w:t xml:space="preserve">. </w:t>
       </w:r>
       <w:r>
         <w:t>Larger</w:t>
@@ -1499,59 +2586,401 @@
         <w:t xml:space="preserve"> red nodes are nodes for which the labels disagree.  </w:t>
       </w:r>
       <w:r>
-        <w:t xml:space="preserve">The GCN is able to correctly predict the labels </w:t>
+        <w:t xml:space="preserve">The </w:t>
+      </w:r>
+      <w:proofErr w:type="spellStart"/>
+      <w:r>
+        <w:t>ChebNet</w:t>
+      </w:r>
+      <w:proofErr w:type="spellEnd"/>
+      <w:r>
+        <w:t xml:space="preserve"> </w:t>
+      </w:r>
+      <w:r>
+        <w:t xml:space="preserve">is able to correctly predict the labels </w:t>
       </w:r>
       <w:r>
         <w:t xml:space="preserve">for a vast majority of the nodes. </w:t>
+      </w:r>
+      <w:r>
+        <w:t>Overall, the model achieved 74.2% accuracy.</w:t>
+      </w:r>
+      <w:r>
+        <w:t xml:space="preserve"> The </w:t>
+      </w:r>
+      <w:proofErr w:type="spellStart"/>
+      <w:r>
+        <w:t>ChebNet</w:t>
+      </w:r>
+      <w:proofErr w:type="spellEnd"/>
+      <w:r>
+        <w:t xml:space="preserve"> </w:t>
+      </w:r>
+      <w:r>
+        <w:t xml:space="preserve">produces a significantly better estimate than </w:t>
+      </w:r>
+      <w:r>
+        <w:t xml:space="preserve">a </w:t>
+      </w:r>
+      <w:r>
+        <w:t>t-SNE embedding</w:t>
+      </w:r>
+      <w:r>
+        <w:t xml:space="preserve"> and clustering based approach</w:t>
+      </w:r>
+      <w:r>
+        <w:t xml:space="preserve">.  </w:t>
       </w:r>
     </w:p>
     <w:p>
       <w:pPr>
-        <w:jc w:val="center"/>
+        <w:ind w:firstLine="720"/>
+        <w:jc w:val="both"/>
+        <w:rPr>
+          <w:b/>
+          <w:bCs/>
+        </w:rPr>
       </w:pPr>
       <w:r>
         <w:rPr>
           <w:noProof/>
         </w:rPr>
-        <w:drawing>
-          <wp:inline distT="0" distB="0" distL="0" distR="0" wp14:anchorId="037B3A26" wp14:editId="33DFE4CF">
-            <wp:extent cx="5943600" cy="1948180"/>
-            <wp:effectExtent l="0" t="0" r="0" b="0"/>
-            <wp:docPr id="839703437" name="Picture 1"/>
-            <wp:cNvGraphicFramePr>
-              <a:graphicFrameLocks xmlns:a="http://schemas.openxmlformats.org/drawingml/2006/main" noChangeAspect="1"/>
-            </wp:cNvGraphicFramePr>
-            <a:graphic xmlns:a="http://schemas.openxmlformats.org/drawingml/2006/main">
-              <a:graphicData uri="http://schemas.openxmlformats.org/drawingml/2006/picture">
-                <pic:pic xmlns:pic="http://schemas.openxmlformats.org/drawingml/2006/picture">
-                  <pic:nvPicPr>
-                    <pic:cNvPr id="839703437" name=""/>
-                    <pic:cNvPicPr/>
-                  </pic:nvPicPr>
-                  <pic:blipFill>
-                    <a:blip r:embed="rId20"/>
-                    <a:stretch>
-                      <a:fillRect/>
-                    </a:stretch>
-                  </pic:blipFill>
-                  <pic:spPr>
-                    <a:xfrm>
-                      <a:off x="0" y="0"/>
-                      <a:ext cx="5943600" cy="1948180"/>
-                    </a:xfrm>
-                    <a:prstGeom prst="rect">
-                      <a:avLst/>
-                    </a:prstGeom>
-                  </pic:spPr>
-                </pic:pic>
-              </a:graphicData>
-            </a:graphic>
-          </wp:inline>
-        </w:drawing>
+        <mc:AlternateContent>
+          <mc:Choice Requires="wpg">
+            <w:drawing>
+              <wp:anchor distT="0" distB="0" distL="114300" distR="114300" simplePos="0" relativeHeight="251678720" behindDoc="0" locked="0" layoutInCell="1" allowOverlap="1" wp14:anchorId="7C3CBF15" wp14:editId="6DCB3763">
+                <wp:simplePos x="0" y="0"/>
+                <wp:positionH relativeFrom="column">
+                  <wp:posOffset>0</wp:posOffset>
+                </wp:positionH>
+                <wp:positionV relativeFrom="paragraph">
+                  <wp:posOffset>1608999</wp:posOffset>
+                </wp:positionV>
+                <wp:extent cx="5943600" cy="2182042"/>
+                <wp:effectExtent l="0" t="0" r="0" b="8890"/>
+                <wp:wrapTopAndBottom/>
+                <wp:docPr id="1163470611" name="Group 18"/>
+                <wp:cNvGraphicFramePr/>
+                <a:graphic xmlns:a="http://schemas.openxmlformats.org/drawingml/2006/main">
+                  <a:graphicData uri="http://schemas.microsoft.com/office/word/2010/wordprocessingGroup">
+                    <wpg:wgp>
+                      <wpg:cNvGrpSpPr/>
+                      <wpg:grpSpPr>
+                        <a:xfrm>
+                          <a:off x="0" y="0"/>
+                          <a:ext cx="5943600" cy="2182042"/>
+                          <a:chOff x="0" y="0"/>
+                          <a:chExt cx="5943600" cy="2182042"/>
+                        </a:xfrm>
+                      </wpg:grpSpPr>
+                      <pic:pic xmlns:pic="http://schemas.openxmlformats.org/drawingml/2006/picture">
+                        <pic:nvPicPr>
+                          <pic:cNvPr id="1197274581" name="Picture 1"/>
+                          <pic:cNvPicPr>
+                            <a:picLocks noChangeAspect="1"/>
+                          </pic:cNvPicPr>
+                        </pic:nvPicPr>
+                        <pic:blipFill>
+                          <a:blip r:embed="rId24">
+                            <a:extLst>
+                              <a:ext uri="{28A0092B-C50C-407E-A947-70E740481C1C}">
+                                <a14:useLocalDpi xmlns:a14="http://schemas.microsoft.com/office/drawing/2010/main" val="0"/>
+                              </a:ext>
+                            </a:extLst>
+                          </a:blip>
+                          <a:stretch>
+                            <a:fillRect/>
+                          </a:stretch>
+                        </pic:blipFill>
+                        <pic:spPr>
+                          <a:xfrm>
+                            <a:off x="0" y="0"/>
+                            <a:ext cx="5943600" cy="1948180"/>
+                          </a:xfrm>
+                          <a:prstGeom prst="rect">
+                            <a:avLst/>
+                          </a:prstGeom>
+                        </pic:spPr>
+                      </pic:pic>
+                      <wps:wsp>
+                        <wps:cNvPr id="1599355904" name="Text Box 1"/>
+                        <wps:cNvSpPr txBox="1"/>
+                        <wps:spPr>
+                          <a:xfrm>
+                            <a:off x="0" y="2002972"/>
+                            <a:ext cx="5943600" cy="179070"/>
+                          </a:xfrm>
+                          <a:prstGeom prst="rect">
+                            <a:avLst/>
+                          </a:prstGeom>
+                          <a:solidFill>
+                            <a:prstClr val="white"/>
+                          </a:solidFill>
+                          <a:ln>
+                            <a:noFill/>
+                          </a:ln>
+                        </wps:spPr>
+                        <wps:txbx>
+                          <w:txbxContent>
+                            <w:p>
+                              <w:pPr>
+                                <w:pStyle w:val="Caption"/>
+                                <w:jc w:val="center"/>
+                                <w:rPr>
+                                  <w:i w:val="0"/>
+                                  <w:iCs w:val="0"/>
+                                </w:rPr>
+                              </w:pPr>
+                              <w:r>
+                                <w:rPr>
+                                  <w:i w:val="0"/>
+                                  <w:iCs w:val="0"/>
+                                </w:rPr>
+                                <w:t xml:space="preserve">Figure </w:t>
+                              </w:r>
+                              <w:r>
+                                <w:rPr>
+                                  <w:i w:val="0"/>
+                                  <w:iCs w:val="0"/>
+                                </w:rPr>
+                                <w:fldChar w:fldCharType="begin"/>
+                              </w:r>
+                              <w:r>
+                                <w:rPr>
+                                  <w:i w:val="0"/>
+                                  <w:iCs w:val="0"/>
+                                </w:rPr>
+                                <w:instrText xml:space="preserve"> SEQ Figure \* ARABIC </w:instrText>
+                              </w:r>
+                              <w:r>
+                                <w:rPr>
+                                  <w:i w:val="0"/>
+                                  <w:iCs w:val="0"/>
+                                </w:rPr>
+                                <w:fldChar w:fldCharType="separate"/>
+                              </w:r>
+                              <w:r>
+                                <w:rPr>
+                                  <w:i w:val="0"/>
+                                  <w:iCs w:val="0"/>
+                                  <w:noProof/>
+                                </w:rPr>
+                                <w:t>7</w:t>
+                              </w:r>
+                              <w:r>
+                                <w:rPr>
+                                  <w:i w:val="0"/>
+                                  <w:iCs w:val="0"/>
+                                </w:rPr>
+                                <w:fldChar w:fldCharType="end"/>
+                              </w:r>
+                              <w:r>
+                                <w:rPr>
+                                  <w:i w:val="0"/>
+                                  <w:iCs w:val="0"/>
+                                </w:rPr>
+                                <w:t xml:space="preserve">:  </w:t>
+                              </w:r>
+                              <w:proofErr w:type="spellStart"/>
+                              <w:r>
+                                <w:rPr>
+                                  <w:i w:val="0"/>
+                                  <w:iCs w:val="0"/>
+                                </w:rPr>
+                                <w:t>ChebNet</w:t>
+                              </w:r>
+                              <w:proofErr w:type="spellEnd"/>
+                              <w:r>
+                                <w:rPr>
+                                  <w:i w:val="0"/>
+                                  <w:iCs w:val="0"/>
+                                </w:rPr>
+                                <w:t xml:space="preserve"> and Truth Labels</w:t>
+                              </w:r>
+                            </w:p>
+                          </w:txbxContent>
+                        </wps:txbx>
+                        <wps:bodyPr rot="0" spcFirstLastPara="0" vertOverflow="overflow" horzOverflow="overflow" vert="horz" wrap="square" lIns="0" tIns="0" rIns="0" bIns="0" numCol="1" spcCol="0" rtlCol="0" fromWordArt="0" anchor="t" anchorCtr="0" forceAA="0" compatLnSpc="1">
+                          <a:prstTxWarp prst="textNoShape">
+                            <a:avLst/>
+                          </a:prstTxWarp>
+                          <a:noAutofit/>
+                        </wps:bodyPr>
+                      </wps:wsp>
+                    </wpg:wgp>
+                  </a:graphicData>
+                </a:graphic>
+              </wp:anchor>
+            </w:drawing>
+          </mc:Choice>
+          <mc:Fallback>
+            <w:pict>
+              <v:group w14:anchorId="7C3CBF15" id="Group 18" o:spid="_x0000_s1046" style="position:absolute;left:0;text-align:left;margin-left:0;margin-top:126.7pt;width:468pt;height:171.8pt;z-index:251678720;mso-position-horizontal-relative:text;mso-position-vertical-relative:text" coordsize="59436,21820" o:gfxdata="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">
+                <v:shape id="Picture 1" o:spid="_x0000_s1047" type="#_x0000_t75" style="position:absolute;width:59436;height:19481;visibility:visible;mso-wrap-style:square" o:gfxdata="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">
+                  <v:imagedata r:id="rId25" o:title=""/>
+                </v:shape>
+                <v:shape id="Text Box 1" o:spid="_x0000_s1048" type="#_x0000_t202" style="position:absolute;top:20029;width:59436;height:1791;visibility:visible;mso-wrap-style:square;v-text-anchor:top" o:gfxdata="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" stroked="f">
+                  <v:textbox inset="0,0,0,0">
+                    <w:txbxContent>
+                      <w:p>
+                        <w:pPr>
+                          <w:pStyle w:val="Caption"/>
+                          <w:jc w:val="center"/>
+                          <w:rPr>
+                            <w:i w:val="0"/>
+                            <w:iCs w:val="0"/>
+                          </w:rPr>
+                        </w:pPr>
+                        <w:r>
+                          <w:rPr>
+                            <w:i w:val="0"/>
+                            <w:iCs w:val="0"/>
+                          </w:rPr>
+                          <w:t xml:space="preserve">Figure </w:t>
+                        </w:r>
+                        <w:r>
+                          <w:rPr>
+                            <w:i w:val="0"/>
+                            <w:iCs w:val="0"/>
+                          </w:rPr>
+                          <w:fldChar w:fldCharType="begin"/>
+                        </w:r>
+                        <w:r>
+                          <w:rPr>
+                            <w:i w:val="0"/>
+                            <w:iCs w:val="0"/>
+                          </w:rPr>
+                          <w:instrText xml:space="preserve"> SEQ Figure \* ARABIC </w:instrText>
+                        </w:r>
+                        <w:r>
+                          <w:rPr>
+                            <w:i w:val="0"/>
+                            <w:iCs w:val="0"/>
+                          </w:rPr>
+                          <w:fldChar w:fldCharType="separate"/>
+                        </w:r>
+                        <w:r>
+                          <w:rPr>
+                            <w:i w:val="0"/>
+                            <w:iCs w:val="0"/>
+                            <w:noProof/>
+                          </w:rPr>
+                          <w:t>7</w:t>
+                        </w:r>
+                        <w:r>
+                          <w:rPr>
+                            <w:i w:val="0"/>
+                            <w:iCs w:val="0"/>
+                          </w:rPr>
+                          <w:fldChar w:fldCharType="end"/>
+                        </w:r>
+                        <w:r>
+                          <w:rPr>
+                            <w:i w:val="0"/>
+                            <w:iCs w:val="0"/>
+                          </w:rPr>
+                          <w:t xml:space="preserve">:  </w:t>
+                        </w:r>
+                        <w:proofErr w:type="spellStart"/>
+                        <w:r>
+                          <w:rPr>
+                            <w:i w:val="0"/>
+                            <w:iCs w:val="0"/>
+                          </w:rPr>
+                          <w:t>ChebNet</w:t>
+                        </w:r>
+                        <w:proofErr w:type="spellEnd"/>
+                        <w:r>
+                          <w:rPr>
+                            <w:i w:val="0"/>
+                            <w:iCs w:val="0"/>
+                          </w:rPr>
+                          <w:t xml:space="preserve"> and Truth Labels</w:t>
+                        </w:r>
+                      </w:p>
+                    </w:txbxContent>
+                  </v:textbox>
+                </v:shape>
+                <w10:wrap type="topAndBottom"/>
+              </v:group>
+            </w:pict>
+          </mc:Fallback>
+        </mc:AlternateContent>
+      </w:r>
+      <w:r>
+        <w:t xml:space="preserve">From the label disagreement, the outer clusters seem particularly mislabeled by the </w:t>
+      </w:r>
+      <w:proofErr w:type="spellStart"/>
+      <w:r>
+        <w:t>ChebNet</w:t>
+      </w:r>
+      <w:proofErr w:type="spellEnd"/>
+      <w:r>
+        <w:t>. This is caused by the isolation of these clusters</w:t>
+      </w:r>
+      <w:r>
+        <w:t>, so these nodes are not likely to share</w:t>
+      </w:r>
+      <w:r>
+        <w:t xml:space="preserve"> edges with training nodes. Thus, the model has little ability to spread this information across the graph</w:t>
+      </w:r>
+      <w:r>
+        <w:t xml:space="preserve">. </w:t>
+      </w:r>
+      <w:r>
+        <w:t xml:space="preserve">The central cluster contains </w:t>
+      </w:r>
+      <w:r>
+        <w:t>many</w:t>
+      </w:r>
+      <w:r>
+        <w:t xml:space="preserve"> more connections, so </w:t>
+      </w:r>
+      <w:r>
+        <w:t xml:space="preserve">nodes will see much more interaction between labels. </w:t>
+      </w:r>
+      <w:r>
+        <w:t>The interconnectivity may be a reason the label prediction performs as well as it does</w:t>
+      </w:r>
+      <w:r>
+        <w:t>. Information and features from the training nodes will be able to propagate to their neighbors</w:t>
+      </w:r>
+      <w:r>
+        <w:t xml:space="preserve"> and thus more nodes</w:t>
+      </w:r>
+      <w:r>
+        <w:t xml:space="preserve">. </w:t>
+      </w:r>
+      <w:r>
+        <w:t xml:space="preserve"> </w:t>
+      </w:r>
+    </w:p>
+    <w:p>
+      <w:pPr>
+        <w:pStyle w:val="Heading1"/>
+      </w:pPr>
+      <w:r>
+        <w:t>Code</w:t>
+      </w:r>
+    </w:p>
+    <w:p>
+      <w:r>
+        <w:t xml:space="preserve">The code used for this project is stored at </w:t>
+      </w:r>
+      <w:hyperlink r:id="rId26" w:history="1">
+        <w:r>
+          <w:rPr>
+            <w:rStyle w:val="Hyperlink"/>
+          </w:rPr>
+          <w:t>https://github.com/QuiteFiber93/eel6878/tree/main/hw4</w:t>
+        </w:r>
+      </w:hyperlink>
+      <w:r>
+        <w:t xml:space="preserve"> </w:t>
       </w:r>
     </w:p>
     <w:sectPr>
-      <w:footerReference w:type="default" r:id="rId21"/>
+      <w:footerReference w:type="default" r:id="rId27"/>
       <w:pgSz w:w="12240" w:h="15840"/>
       <w:pgMar w:top="1440" w:right="1440" w:bottom="1440" w:left="1440" w:header="720" w:footer="720" w:gutter="0"/>
       <w:cols w:space="720"/>
@@ -2265,7 +3694,6 @@
   <w:style w:type="character" w:default="1" w:styleId="DefaultParagraphFont">
     <w:name w:val="Default Paragraph Font"/>
     <w:uiPriority w:val="1"/>
-    <w:semiHidden/>
     <w:unhideWhenUsed/>
   </w:style>
   <w:style w:type="table" w:default="1" w:styleId="TableNormal">
@@ -2650,7 +4078,58 @@
     <w:uiPriority w:val="99"/>
     <w:rsid w:val="0089005E"/>
   </w:style>
+  <w:style w:type="character" w:styleId="Hyperlink">
+    <w:name w:val="Hyperlink"/>
+    <w:basedOn w:val="DefaultParagraphFont"/>
+    <w:uiPriority w:val="99"/>
+    <w:unhideWhenUsed/>
+    <w:rsid w:val="00060E1A"/>
+    <w:rPr>
+      <w:color w:val="467886" w:themeColor="hyperlink"/>
+      <w:u w:val="single"/>
+    </w:rPr>
+  </w:style>
+  <w:style w:type="character" w:styleId="UnresolvedMention">
+    <w:name w:val="Unresolved Mention"/>
+    <w:basedOn w:val="DefaultParagraphFont"/>
+    <w:uiPriority w:val="99"/>
+    <w:semiHidden/>
+    <w:unhideWhenUsed/>
+    <w:rsid w:val="00060E1A"/>
+    <w:rPr>
+      <w:color w:val="605E5C"/>
+      <w:shd w:val="clear" w:color="auto" w:fill="E1DFDD"/>
+    </w:rPr>
+  </w:style>
 </w:styles>
+</file>
+
+<file path=word/ink/ink1.xml><?xml version="1.0" encoding="utf-8"?>
+<inkml:ink xmlns:inkml="http://www.w3.org/2003/InkML">
+  <inkml:definitions>
+    <inkml:context xml:id="ctx0">
+      <inkml:inkSource xml:id="inkSrc0">
+        <inkml:traceFormat>
+          <inkml:channel name="X" type="integer" min="-2.14748E9" max="2.14748E9" units="cm"/>
+          <inkml:channel name="Y" type="integer" min="-2.14748E9" max="2.14748E9" units="cm"/>
+          <inkml:channel name="F" type="integer" max="32767" units="dev"/>
+        </inkml:traceFormat>
+        <inkml:channelProperties>
+          <inkml:channelProperty channel="X" name="resolution" value="1000" units="1/cm"/>
+          <inkml:channelProperty channel="Y" name="resolution" value="1000" units="1/cm"/>
+          <inkml:channelProperty channel="F" name="resolution" value="0" units="1/dev"/>
+        </inkml:channelProperties>
+      </inkml:inkSource>
+      <inkml:timestamp xml:id="ts0" timeString="2026-04-24T16:19:18.820"/>
+    </inkml:context>
+    <inkml:brush xml:id="br0">
+      <inkml:brushProperty name="width" value="0.34923" units="cm"/>
+      <inkml:brushProperty name="height" value="0.34923" units="cm"/>
+      <inkml:brushProperty name="color" value="#FFFFFF"/>
+    </inkml:brush>
+  </inkml:definitions>
+  <inkml:trace contextRef="#ctx0" brushRef="#br0">0 0 24575,'0'0'-8191</inkml:trace>
+</inkml:ink>
 </file>
 
 <file path=word/theme/theme1.xml><?xml version="1.0" encoding="utf-8"?>
